--- a/Modelos_documentos/control_pagos_segunda.docx
+++ b/Modelos_documentos/control_pagos_segunda.docx
@@ -853,8 +853,6 @@
           <w:szCs w:val="24"/>
         </w:rPr>
       </w:pPr>
-      <w:bookmarkStart w:id="0" w:name="_GoBack"/>
-      <w:bookmarkEnd w:id="0"/>
     </w:p>
     <w:p>
       <w:pPr>
@@ -899,7 +897,7 @@
         <w:spacing w:after="0" w:line="240" w:lineRule="auto"/>
         <w:rPr>
           <w:rFonts w:ascii="Garamond" w:eastAsia="Arial MT" w:hAnsi="Garamond" w:cs="Arial MT"/>
-          <w:sz w:val="24"/>
+          <w:sz w:val="28"/>
           <w:szCs w:val="24"/>
           <w:lang w:val="es-ES"/>
         </w:rPr>
@@ -907,80 +905,103 @@
     </w:p>
     <w:p>
       <w:pPr>
-        <w:widowControl w:val="0"/>
-        <w:autoSpaceDE w:val="0"/>
-        <w:autoSpaceDN w:val="0"/>
-        <w:spacing w:after="0" w:line="240" w:lineRule="auto"/>
+        <w:spacing w:after="0" w:line="276" w:lineRule="auto"/>
+        <w:ind w:right="-2"/>
         <w:jc w:val="center"/>
         <w:rPr>
-          <w:rFonts w:ascii="Garamond" w:eastAsia="Arial MT" w:hAnsi="Garamond" w:cs="Arial"/>
+          <w:rFonts w:ascii="Garamond" w:hAnsi="Garamond"/>
           <w:b/>
-          <w:bCs/>
-          <w:sz w:val="24"/>
-          <w:szCs w:val="24"/>
-          <w:lang w:val="es-ES"/>
-        </w:rPr>
-      </w:pPr>
-      <w:r>
-        <w:rPr>
-          <w:rFonts w:ascii="Garamond" w:eastAsia="Arial MT" w:hAnsi="Garamond" w:cs="Arial"/>
+          <w:sz w:val="24"/>
+        </w:rPr>
+      </w:pPr>
+      <w:r>
+        <w:rPr>
+          <w:rFonts w:ascii="Garamond" w:hAnsi="Garamond"/>
           <w:b/>
-          <w:bCs/>
-          <w:sz w:val="24"/>
-          <w:szCs w:val="24"/>
-          <w:lang w:val="es-ES"/>
-        </w:rPr>
-        <w:t>Mg. Jacobo Virgilio Alva Mendo</w:t>
-      </w:r>
-    </w:p>
-    <w:p>
-      <w:pPr>
-        <w:widowControl w:val="0"/>
-        <w:autoSpaceDE w:val="0"/>
-        <w:autoSpaceDN w:val="0"/>
-        <w:spacing w:after="0" w:line="240" w:lineRule="auto"/>
+          <w:sz w:val="24"/>
+        </w:rPr>
+        <w:t>Dr.</w:t>
+      </w:r>
+      <w:r>
+        <w:rPr>
+          <w:rFonts w:ascii="Garamond" w:hAnsi="Garamond"/>
+          <w:b/>
+          <w:spacing w:val="-14"/>
+          <w:sz w:val="24"/>
+        </w:rPr>
+        <w:t xml:space="preserve"> Marcel Martín Velázquez Castro </w:t>
+      </w:r>
+    </w:p>
+    <w:p>
+      <w:pPr>
+        <w:spacing w:after="0"/>
+        <w:ind w:right="-2"/>
         <w:jc w:val="center"/>
         <w:rPr>
-          <w:rFonts w:ascii="Garamond" w:eastAsia="Arial MT" w:hAnsi="Garamond" w:cs="Arial"/>
-          <w:bCs/>
-          <w:sz w:val="24"/>
-          <w:szCs w:val="24"/>
-          <w:lang w:val="es-ES"/>
-        </w:rPr>
-      </w:pPr>
-      <w:r>
-        <w:rPr>
-          <w:rFonts w:ascii="Garamond" w:eastAsia="Arial MT" w:hAnsi="Garamond" w:cs="Arial"/>
-          <w:bCs/>
-          <w:sz w:val="24"/>
-          <w:szCs w:val="24"/>
-          <w:lang w:val="es-ES"/>
-        </w:rPr>
-        <w:t xml:space="preserve">Director de la Dirección de Gestión Institucional </w:t>
-      </w:r>
-    </w:p>
-    <w:p>
-      <w:pPr>
-        <w:widowControl w:val="0"/>
-        <w:autoSpaceDE w:val="0"/>
-        <w:autoSpaceDN w:val="0"/>
-        <w:spacing w:after="0" w:line="240" w:lineRule="auto"/>
+          <w:rFonts w:ascii="Garamond" w:hAnsi="Garamond"/>
+          <w:spacing w:val="-2"/>
+          <w:sz w:val="24"/>
+        </w:rPr>
+      </w:pPr>
+      <w:r>
+        <w:rPr>
+          <w:rFonts w:ascii="Garamond" w:hAnsi="Garamond"/>
+          <w:spacing w:val="-2"/>
+          <w:sz w:val="24"/>
+        </w:rPr>
+        <w:t>Director</w:t>
+      </w:r>
+      <w:r>
+        <w:rPr>
+          <w:rFonts w:ascii="Garamond" w:hAnsi="Garamond"/>
+          <w:spacing w:val="5"/>
+          <w:sz w:val="24"/>
+        </w:rPr>
+        <w:t xml:space="preserve"> (e) </w:t>
+      </w:r>
+      <w:bookmarkStart w:id="0" w:name="_GoBack"/>
+      <w:bookmarkEnd w:id="0"/>
+      <w:r>
+        <w:rPr>
+          <w:rFonts w:ascii="Garamond" w:hAnsi="Garamond"/>
+          <w:spacing w:val="-2"/>
+          <w:sz w:val="24"/>
+        </w:rPr>
+        <w:t>de la Dirección de Gestión</w:t>
+      </w:r>
+      <w:r>
+        <w:rPr>
+          <w:rFonts w:ascii="Garamond" w:hAnsi="Garamond"/>
+          <w:spacing w:val="1"/>
+          <w:sz w:val="24"/>
+        </w:rPr>
+        <w:t xml:space="preserve"> </w:t>
+      </w:r>
+      <w:r>
+        <w:rPr>
+          <w:rFonts w:ascii="Garamond" w:hAnsi="Garamond"/>
+          <w:spacing w:val="-2"/>
+          <w:sz w:val="24"/>
+        </w:rPr>
+        <w:t>Institucional</w:t>
+      </w:r>
+    </w:p>
+    <w:p>
+      <w:pPr>
+        <w:spacing w:after="0"/>
+        <w:ind w:right="-2"/>
         <w:jc w:val="center"/>
         <w:rPr>
-          <w:rFonts w:ascii="Garamond" w:eastAsia="Arial MT" w:hAnsi="Garamond" w:cs="Arial"/>
-          <w:bCs/>
-          <w:sz w:val="24"/>
-          <w:szCs w:val="24"/>
-          <w:lang w:val="es-ES"/>
-        </w:rPr>
-      </w:pPr>
-      <w:r>
-        <w:rPr>
-          <w:rFonts w:ascii="Garamond" w:eastAsia="Arial MT" w:hAnsi="Garamond" w:cs="Arial"/>
-          <w:bCs/>
-          <w:sz w:val="24"/>
-          <w:szCs w:val="24"/>
-          <w:lang w:val="es-ES"/>
+          <w:rFonts w:ascii="Garamond" w:hAnsi="Garamond"/>
+          <w:spacing w:val="-2"/>
+          <w:sz w:val="24"/>
+        </w:rPr>
+      </w:pPr>
+      <w:r>
+        <w:rPr>
+          <w:rFonts w:ascii="Garamond" w:hAnsi="Garamond"/>
+          <w:spacing w:val="-2"/>
+          <w:sz w:val="24"/>
         </w:rPr>
         <w:t>Centro de Idiomas de la UNMSM</w:t>
       </w:r>

--- a/Modelos_documentos/control_pagos_segunda.docx
+++ b/Modelos_documentos/control_pagos_segunda.docx
@@ -81,7 +81,6 @@
         </w:rPr>
         <w:t xml:space="preserve">º </w:t>
       </w:r>
-      <w:proofErr w:type="spellStart"/>
       <w:r>
         <w:rPr>
           <w:rFonts w:ascii="Garamond" w:hAnsi="Garamond"/>
@@ -91,7 +90,6 @@
         </w:rPr>
         <w:t>Nro_Contrato</w:t>
       </w:r>
-      <w:proofErr w:type="spellEnd"/>
       <w:r>
         <w:rPr>
           <w:rFonts w:ascii="Garamond" w:hAnsi="Garamond"/>
@@ -179,7 +177,6 @@
         </w:rPr>
         <w:t xml:space="preserve">Servicio de dictado de clases virtuales y diseño de exámenes de </w:t>
       </w:r>
-      <w:proofErr w:type="spellStart"/>
       <w:r>
         <w:rPr>
           <w:rFonts w:ascii="Garamond" w:hAnsi="Garamond"/>
@@ -189,7 +186,6 @@
         </w:rPr>
         <w:t>Idioma_Docente</w:t>
       </w:r>
-      <w:proofErr w:type="spellEnd"/>
       <w:r>
         <w:rPr>
           <w:rFonts w:ascii="Garamond" w:hAnsi="Garamond"/>
@@ -431,7 +427,6 @@
                 <w:szCs w:val="24"/>
               </w:rPr>
             </w:pPr>
-            <w:proofErr w:type="spellStart"/>
             <w:r>
               <w:rPr>
                 <w:rFonts w:ascii="Garamond" w:hAnsi="Garamond"/>
@@ -440,7 +435,6 @@
               </w:rPr>
               <w:t>Nombre_Docente</w:t>
             </w:r>
-            <w:proofErr w:type="spellEnd"/>
           </w:p>
         </w:tc>
         <w:tc>
@@ -540,7 +534,6 @@
                 <w:szCs w:val="24"/>
               </w:rPr>
             </w:pPr>
-            <w:proofErr w:type="spellStart"/>
             <w:r>
               <w:rPr>
                 <w:rFonts w:ascii="Garamond" w:hAnsi="Garamond"/>
@@ -549,7 +542,6 @@
               </w:rPr>
               <w:t>Monto_Total</w:t>
             </w:r>
-            <w:proofErr w:type="spellEnd"/>
           </w:p>
         </w:tc>
       </w:tr>
@@ -673,7 +665,6 @@
                 <w:szCs w:val="24"/>
               </w:rPr>
             </w:pPr>
-            <w:proofErr w:type="spellStart"/>
             <w:r>
               <w:rPr>
                 <w:rFonts w:ascii="Garamond" w:hAnsi="Garamond"/>
@@ -682,7 +673,6 @@
               </w:rPr>
               <w:t>Total_Segunda</w:t>
             </w:r>
-            <w:proofErr w:type="spellEnd"/>
           </w:p>
         </w:tc>
         <w:tc>
@@ -698,7 +688,6 @@
                 <w:szCs w:val="24"/>
               </w:rPr>
             </w:pPr>
-            <w:proofErr w:type="spellStart"/>
             <w:r>
               <w:rPr>
                 <w:rFonts w:ascii="Garamond" w:hAnsi="Garamond"/>
@@ -707,7 +696,6 @@
               </w:rPr>
               <w:t>Saldo_Primera</w:t>
             </w:r>
-            <w:proofErr w:type="spellEnd"/>
           </w:p>
         </w:tc>
       </w:tr>
@@ -820,7 +808,6 @@
                 <w:szCs w:val="24"/>
               </w:rPr>
             </w:pPr>
-            <w:proofErr w:type="spellStart"/>
             <w:r>
               <w:rPr>
                 <w:rFonts w:ascii="Garamond" w:hAnsi="Garamond"/>
@@ -829,7 +816,6 @@
               </w:rPr>
               <w:t>Saldo_Restante</w:t>
             </w:r>
-            <w:proofErr w:type="spellEnd"/>
           </w:p>
         </w:tc>
       </w:tr>
@@ -905,13 +891,14 @@
     </w:p>
     <w:p>
       <w:pPr>
-        <w:spacing w:after="0" w:line="276" w:lineRule="auto"/>
-        <w:ind w:right="-2"/>
+        <w:pStyle w:val="Textoindependiente"/>
+        <w:spacing w:line="276" w:lineRule="auto"/>
         <w:jc w:val="center"/>
         <w:rPr>
           <w:rFonts w:ascii="Garamond" w:hAnsi="Garamond"/>
           <w:b/>
           <w:sz w:val="24"/>
+          <w:szCs w:val="22"/>
         </w:rPr>
       </w:pPr>
       <w:r>
@@ -919,101 +906,61 @@
           <w:rFonts w:ascii="Garamond" w:hAnsi="Garamond"/>
           <w:b/>
           <w:sz w:val="24"/>
-        </w:rPr>
-        <w:t>Dr.</w:t>
-      </w:r>
-      <w:r>
-        <w:rPr>
-          <w:rFonts w:ascii="Garamond" w:hAnsi="Garamond"/>
-          <w:b/>
-          <w:spacing w:val="-14"/>
-          <w:sz w:val="24"/>
-        </w:rPr>
-        <w:t xml:space="preserve"> Marcel Martín Velázquez Castro </w:t>
-      </w:r>
-    </w:p>
-    <w:p>
-      <w:pPr>
-        <w:spacing w:after="0"/>
-        <w:ind w:right="-2"/>
+          <w:szCs w:val="22"/>
+        </w:rPr>
+        <w:t>Dr. Giullaume Oisel</w:t>
+      </w:r>
+    </w:p>
+    <w:p>
+      <w:pPr>
+        <w:pStyle w:val="Textoindependiente"/>
+        <w:spacing w:line="276" w:lineRule="auto"/>
         <w:jc w:val="center"/>
         <w:rPr>
           <w:rFonts w:ascii="Garamond" w:hAnsi="Garamond"/>
-          <w:spacing w:val="-2"/>
-          <w:sz w:val="24"/>
-        </w:rPr>
-      </w:pPr>
-      <w:r>
-        <w:rPr>
-          <w:rFonts w:ascii="Garamond" w:hAnsi="Garamond"/>
-          <w:spacing w:val="-2"/>
-          <w:sz w:val="24"/>
-        </w:rPr>
-        <w:t>Director</w:t>
-      </w:r>
-      <w:r>
-        <w:rPr>
-          <w:rFonts w:ascii="Garamond" w:hAnsi="Garamond"/>
-          <w:spacing w:val="5"/>
-          <w:sz w:val="24"/>
-        </w:rPr>
-        <w:t xml:space="preserve"> (e) </w:t>
-      </w:r>
+          <w:sz w:val="24"/>
+          <w:szCs w:val="22"/>
+        </w:rPr>
+      </w:pPr>
+      <w:r>
+        <w:rPr>
+          <w:rFonts w:ascii="Garamond" w:hAnsi="Garamond"/>
+          <w:sz w:val="24"/>
+          <w:szCs w:val="22"/>
+        </w:rPr>
+        <w:t>Director de la Dirección Académica</w:t>
+      </w:r>
+    </w:p>
+    <w:p>
+      <w:pPr>
+        <w:pStyle w:val="Textoindependiente"/>
+        <w:spacing w:line="276" w:lineRule="auto"/>
+        <w:jc w:val="center"/>
+        <w:rPr>
+          <w:rFonts w:ascii="Garamond" w:hAnsi="Garamond"/>
+          <w:sz w:val="24"/>
+          <w:szCs w:val="22"/>
+        </w:rPr>
+      </w:pPr>
+      <w:r>
+        <w:rPr>
+          <w:rFonts w:ascii="Garamond" w:hAnsi="Garamond"/>
+          <w:sz w:val="24"/>
+          <w:szCs w:val="22"/>
+        </w:rPr>
+        <w:t>Centro de Idiomas de la UNMSM</w:t>
+      </w:r>
+    </w:p>
+    <w:p>
+      <w:pPr>
+        <w:rPr>
+          <w:rFonts w:ascii="Garamond" w:hAnsi="Garamond"/>
+          <w:sz w:val="24"/>
+          <w:szCs w:val="24"/>
+        </w:rPr>
+      </w:pPr>
       <w:bookmarkStart w:id="0" w:name="_GoBack"/>
       <w:bookmarkEnd w:id="0"/>
-      <w:r>
-        <w:rPr>
-          <w:rFonts w:ascii="Garamond" w:hAnsi="Garamond"/>
-          <w:spacing w:val="-2"/>
-          <w:sz w:val="24"/>
-        </w:rPr>
-        <w:t>de la Dirección de Gestión</w:t>
-      </w:r>
-      <w:r>
-        <w:rPr>
-          <w:rFonts w:ascii="Garamond" w:hAnsi="Garamond"/>
-          <w:spacing w:val="1"/>
-          <w:sz w:val="24"/>
-        </w:rPr>
-        <w:t xml:space="preserve"> </w:t>
-      </w:r>
-      <w:r>
-        <w:rPr>
-          <w:rFonts w:ascii="Garamond" w:hAnsi="Garamond"/>
-          <w:spacing w:val="-2"/>
-          <w:sz w:val="24"/>
-        </w:rPr>
-        <w:t>Institucional</w:t>
-      </w:r>
-    </w:p>
-    <w:p>
-      <w:pPr>
-        <w:spacing w:after="0"/>
-        <w:ind w:right="-2"/>
-        <w:jc w:val="center"/>
-        <w:rPr>
-          <w:rFonts w:ascii="Garamond" w:hAnsi="Garamond"/>
-          <w:spacing w:val="-2"/>
-          <w:sz w:val="24"/>
-        </w:rPr>
-      </w:pPr>
-      <w:r>
-        <w:rPr>
-          <w:rFonts w:ascii="Garamond" w:hAnsi="Garamond"/>
-          <w:spacing w:val="-2"/>
-          <w:sz w:val="24"/>
-        </w:rPr>
-        <w:t>Centro de Idiomas de la UNMSM</w:t>
-      </w:r>
-    </w:p>
-    <w:p>
-      <w:pPr>
-        <w:rPr>
-          <w:rFonts w:ascii="Garamond" w:hAnsi="Garamond"/>
-          <w:sz w:val="24"/>
-          <w:szCs w:val="24"/>
-        </w:rPr>
-      </w:pPr>
     </w:p>
     <w:sectPr>
       <w:headerReference w:type="default" r:id="rId6"/>
@@ -1235,7 +1182,7 @@
     <w:lsdException w:name="Closing" w:semiHidden="1" w:unhideWhenUsed="1"/>
     <w:lsdException w:name="Signature" w:semiHidden="1" w:unhideWhenUsed="1"/>
     <w:lsdException w:name="Default Paragraph Font" w:semiHidden="1" w:uiPriority="1" w:unhideWhenUsed="1"/>
-    <w:lsdException w:name="Body Text" w:semiHidden="1" w:unhideWhenUsed="1"/>
+    <w:lsdException w:name="Body Text" w:semiHidden="1" w:uiPriority="1" w:unhideWhenUsed="1" w:qFormat="1"/>
     <w:lsdException w:name="Body Text Indent" w:semiHidden="1" w:unhideWhenUsed="1"/>
     <w:lsdException w:name="List Continue" w:semiHidden="1" w:unhideWhenUsed="1"/>
     <w:lsdException w:name="List Continue 2" w:semiHidden="1" w:unhideWhenUsed="1"/>
@@ -1635,6 +1582,42 @@
       </w:tblBorders>
     </w:tblPr>
   </w:style>
+  <w:style w:type="paragraph" w:styleId="Textoindependiente">
+    <w:name w:val="Body Text"/>
+    <w:basedOn w:val="Normal"/>
+    <w:link w:val="TextoindependienteCar"/>
+    <w:uiPriority w:val="1"/>
+    <w:semiHidden/>
+    <w:unhideWhenUsed/>
+    <w:qFormat/>
+    <w:rsid w:val="000043C4"/>
+    <w:pPr>
+      <w:widowControl w:val="0"/>
+      <w:autoSpaceDE w:val="0"/>
+      <w:autoSpaceDN w:val="0"/>
+      <w:spacing w:after="0" w:line="240" w:lineRule="auto"/>
+    </w:pPr>
+    <w:rPr>
+      <w:rFonts w:ascii="Arial MT" w:eastAsia="Arial MT" w:hAnsi="Arial MT" w:cs="Arial MT"/>
+      <w:sz w:val="20"/>
+      <w:szCs w:val="20"/>
+      <w:lang w:val="es-ES"/>
+    </w:rPr>
+  </w:style>
+  <w:style w:type="character" w:customStyle="1" w:styleId="TextoindependienteCar">
+    <w:name w:val="Texto independiente Car"/>
+    <w:basedOn w:val="Fuentedeprrafopredeter"/>
+    <w:link w:val="Textoindependiente"/>
+    <w:uiPriority w:val="1"/>
+    <w:semiHidden/>
+    <w:rsid w:val="000043C4"/>
+    <w:rPr>
+      <w:rFonts w:ascii="Arial MT" w:eastAsia="Arial MT" w:hAnsi="Arial MT" w:cs="Arial MT"/>
+      <w:sz w:val="20"/>
+      <w:szCs w:val="20"/>
+      <w:lang w:val="es-ES"/>
+    </w:rPr>
+  </w:style>
 </w:styles>
 </file>
 

--- a/Modelos_documentos/control_pagos_segunda.docx
+++ b/Modelos_documentos/control_pagos_segunda.docx
@@ -81,6 +81,7 @@
         </w:rPr>
         <w:t xml:space="preserve">º </w:t>
       </w:r>
+      <w:proofErr w:type="spellStart"/>
       <w:r>
         <w:rPr>
           <w:rFonts w:ascii="Garamond" w:hAnsi="Garamond"/>
@@ -90,6 +91,7 @@
         </w:rPr>
         <w:t>Nro_Contrato</w:t>
       </w:r>
+      <w:proofErr w:type="spellEnd"/>
       <w:r>
         <w:rPr>
           <w:rFonts w:ascii="Garamond" w:hAnsi="Garamond"/>
@@ -177,6 +179,7 @@
         </w:rPr>
         <w:t xml:space="preserve">Servicio de dictado de clases virtuales y diseño de exámenes de </w:t>
       </w:r>
+      <w:proofErr w:type="spellStart"/>
       <w:r>
         <w:rPr>
           <w:rFonts w:ascii="Garamond" w:hAnsi="Garamond"/>
@@ -186,6 +189,7 @@
         </w:rPr>
         <w:t>Idioma_Docente</w:t>
       </w:r>
+      <w:proofErr w:type="spellEnd"/>
       <w:r>
         <w:rPr>
           <w:rFonts w:ascii="Garamond" w:hAnsi="Garamond"/>
@@ -427,6 +431,7 @@
                 <w:szCs w:val="24"/>
               </w:rPr>
             </w:pPr>
+            <w:proofErr w:type="spellStart"/>
             <w:r>
               <w:rPr>
                 <w:rFonts w:ascii="Garamond" w:hAnsi="Garamond"/>
@@ -435,6 +440,7 @@
               </w:rPr>
               <w:t>Nombre_Docente</w:t>
             </w:r>
+            <w:proofErr w:type="spellEnd"/>
           </w:p>
         </w:tc>
         <w:tc>
@@ -511,6 +517,7 @@
                 <w:szCs w:val="24"/>
               </w:rPr>
             </w:pPr>
+            <w:proofErr w:type="spellStart"/>
             <w:r>
               <w:rPr>
                 <w:rFonts w:ascii="Garamond" w:hAnsi="Garamond"/>
@@ -519,6 +526,7 @@
               </w:rPr>
               <w:t>Total_Primera</w:t>
             </w:r>
+            <w:proofErr w:type="spellEnd"/>
           </w:p>
         </w:tc>
         <w:tc>
@@ -534,6 +542,7 @@
                 <w:szCs w:val="24"/>
               </w:rPr>
             </w:pPr>
+            <w:proofErr w:type="spellStart"/>
             <w:r>
               <w:rPr>
                 <w:rFonts w:ascii="Garamond" w:hAnsi="Garamond"/>
@@ -542,6 +551,7 @@
               </w:rPr>
               <w:t>Monto_Total</w:t>
             </w:r>
+            <w:proofErr w:type="spellEnd"/>
           </w:p>
         </w:tc>
       </w:tr>
@@ -665,6 +675,7 @@
                 <w:szCs w:val="24"/>
               </w:rPr>
             </w:pPr>
+            <w:proofErr w:type="spellStart"/>
             <w:r>
               <w:rPr>
                 <w:rFonts w:ascii="Garamond" w:hAnsi="Garamond"/>
@@ -673,6 +684,7 @@
               </w:rPr>
               <w:t>Total_Segunda</w:t>
             </w:r>
+            <w:proofErr w:type="spellEnd"/>
           </w:p>
         </w:tc>
         <w:tc>
@@ -688,6 +700,7 @@
                 <w:szCs w:val="24"/>
               </w:rPr>
             </w:pPr>
+            <w:proofErr w:type="spellStart"/>
             <w:r>
               <w:rPr>
                 <w:rFonts w:ascii="Garamond" w:hAnsi="Garamond"/>
@@ -696,6 +709,7 @@
               </w:rPr>
               <w:t>Saldo_Primera</w:t>
             </w:r>
+            <w:proofErr w:type="spellEnd"/>
           </w:p>
         </w:tc>
       </w:tr>
@@ -808,6 +822,7 @@
                 <w:szCs w:val="24"/>
               </w:rPr>
             </w:pPr>
+            <w:proofErr w:type="spellStart"/>
             <w:r>
               <w:rPr>
                 <w:rFonts w:ascii="Garamond" w:hAnsi="Garamond"/>
@@ -816,6 +831,7 @@
               </w:rPr>
               <w:t>Saldo_Restante</w:t>
             </w:r>
+            <w:proofErr w:type="spellEnd"/>
           </w:p>
         </w:tc>
       </w:tr>
@@ -908,8 +924,59 @@
           <w:sz w:val="24"/>
           <w:szCs w:val="22"/>
         </w:rPr>
-        <w:t>Dr. Giullaume Oisel</w:t>
-      </w:r>
+        <w:t xml:space="preserve">Dr. Guillaume </w:t>
+      </w:r>
+      <w:proofErr w:type="spellStart"/>
+      <w:r>
+        <w:rPr>
+          <w:rFonts w:ascii="Garamond" w:hAnsi="Garamond"/>
+          <w:b/>
+          <w:sz w:val="24"/>
+          <w:szCs w:val="22"/>
+        </w:rPr>
+        <w:t>Yannick</w:t>
+      </w:r>
+      <w:proofErr w:type="spellEnd"/>
+      <w:r>
+        <w:rPr>
+          <w:rFonts w:ascii="Garamond" w:hAnsi="Garamond"/>
+          <w:b/>
+          <w:sz w:val="24"/>
+          <w:szCs w:val="22"/>
+        </w:rPr>
+        <w:t xml:space="preserve"> </w:t>
+      </w:r>
+      <w:proofErr w:type="spellStart"/>
+      <w:r>
+        <w:rPr>
+          <w:rFonts w:ascii="Garamond" w:hAnsi="Garamond"/>
+          <w:b/>
+          <w:sz w:val="24"/>
+          <w:szCs w:val="22"/>
+        </w:rPr>
+        <w:t>Serge</w:t>
+      </w:r>
+      <w:proofErr w:type="spellEnd"/>
+      <w:r>
+        <w:rPr>
+          <w:rFonts w:ascii="Garamond" w:hAnsi="Garamond"/>
+          <w:b/>
+          <w:sz w:val="24"/>
+          <w:szCs w:val="22"/>
+        </w:rPr>
+        <w:t xml:space="preserve"> </w:t>
+      </w:r>
+      <w:proofErr w:type="spellStart"/>
+      <w:r>
+        <w:rPr>
+          <w:rFonts w:ascii="Garamond" w:hAnsi="Garamond"/>
+          <w:b/>
+          <w:sz w:val="24"/>
+          <w:szCs w:val="22"/>
+        </w:rPr>
+        <w:t>Oisel</w:t>
+      </w:r>
+      <w:proofErr w:type="spellEnd"/>
     </w:p>
     <w:p>
       <w:pPr>

--- a/Modelos_documentos/control_pagos_segunda.docx
+++ b/Modelos_documentos/control_pagos_segunda.docx
@@ -1,6 +1,6 @@
 
 <file path=word/document.xml><?xml version="1.0" encoding="utf-8"?>
-<w:document xmlns:wpc="http://schemas.microsoft.com/office/word/2010/wordprocessingCanvas" xmlns:cx="http://schemas.microsoft.com/office/drawing/2014/chartex" xmlns:mc="http://schemas.openxmlformats.org/markup-compatibility/2006" xmlns:o="urn:schemas-microsoft-com:office:office" xmlns:r="http://schemas.openxmlformats.org/officeDocument/2006/relationships" xmlns:m="http://schemas.openxmlformats.org/officeDocument/2006/math" xmlns:v="urn:schemas-microsoft-com:vml" xmlns:wp14="http://schemas.microsoft.com/office/word/2010/wordprocessingDrawing" xmlns:wp="http://schemas.openxmlformats.org/drawingml/2006/wordprocessingDrawing" xmlns:w10="urn:schemas-microsoft-com:office:word" xmlns:w="http://schemas.openxmlformats.org/wordprocessingml/2006/main" xmlns:w14="http://schemas.microsoft.com/office/word/2010/wordml" xmlns:w15="http://schemas.microsoft.com/office/word/2012/wordml" xmlns:w16se="http://schemas.microsoft.com/office/word/2015/wordml/symex" xmlns:wpg="http://schemas.microsoft.com/office/word/2010/wordprocessingGroup" xmlns:wpi="http://schemas.microsoft.com/office/word/2010/wordprocessingInk" xmlns:wne="http://schemas.microsoft.com/office/word/2006/wordml" xmlns:wps="http://schemas.microsoft.com/office/word/2010/wordprocessingShape" mc:Ignorable="w14 w15 w16se wp14">
+<w:document xmlns:wpc="http://schemas.microsoft.com/office/word/2010/wordprocessingCanvas" xmlns:cx="http://schemas.microsoft.com/office/drawing/2014/chartex" xmlns:cx1="http://schemas.microsoft.com/office/drawing/2015/9/8/chartex" xmlns:cx2="http://schemas.microsoft.com/office/drawing/2015/10/21/chartex" xmlns:cx3="http://schemas.microsoft.com/office/drawing/2016/5/9/chartex" xmlns:cx4="http://schemas.microsoft.com/office/drawing/2016/5/10/chartex" xmlns:cx5="http://schemas.microsoft.com/office/drawing/2016/5/11/chartex" xmlns:cx6="http://schemas.microsoft.com/office/drawing/2016/5/12/chartex" xmlns:cx7="http://schemas.microsoft.com/office/drawing/2016/5/13/chartex" xmlns:cx8="http://schemas.microsoft.com/office/drawing/2016/5/14/chartex" xmlns:mc="http://schemas.openxmlformats.org/markup-compatibility/2006" xmlns:aink="http://schemas.microsoft.com/office/drawing/2016/ink" xmlns:am3d="http://schemas.microsoft.com/office/drawing/2017/model3d" xmlns:o="urn:schemas-microsoft-com:office:office" xmlns:oel="http://schemas.microsoft.com/office/2019/extlst" xmlns:r="http://schemas.openxmlformats.org/officeDocument/2006/relationships" xmlns:m="http://schemas.openxmlformats.org/officeDocument/2006/math" xmlns:v="urn:schemas-microsoft-com:vml" xmlns:wp14="http://schemas.microsoft.com/office/word/2010/wordprocessingDrawing" xmlns:wp="http://schemas.openxmlformats.org/drawingml/2006/wordprocessingDrawing" xmlns:w10="urn:schemas-microsoft-com:office:word" xmlns:w="http://schemas.openxmlformats.org/wordprocessingml/2006/main" xmlns:w14="http://schemas.microsoft.com/office/word/2010/wordml" xmlns:w15="http://schemas.microsoft.com/office/word/2012/wordml" xmlns:w16cex="http://schemas.microsoft.com/office/word/2018/wordml/cex" xmlns:w16cid="http://schemas.microsoft.com/office/word/2016/wordml/cid" xmlns:w16="http://schemas.microsoft.com/office/word/2018/wordml" xmlns:w16du="http://schemas.microsoft.com/office/word/2023/wordml/word16du" xmlns:w16sdtdh="http://schemas.microsoft.com/office/word/2020/wordml/sdtdatahash" xmlns:w16sdtfl="http://schemas.microsoft.com/office/word/2024/wordml/sdtformatlock" xmlns:w16se="http://schemas.microsoft.com/office/word/2015/wordml/symex" xmlns:wpg="http://schemas.microsoft.com/office/word/2010/wordprocessingGroup" xmlns:wpi="http://schemas.microsoft.com/office/word/2010/wordprocessingInk" xmlns:wne="http://schemas.microsoft.com/office/word/2006/wordml" xmlns:wps="http://schemas.microsoft.com/office/word/2010/wordprocessingShape" mc:Ignorable="w14 w15 w16se w16cid w16 w16cex w16sdtdh w16sdtfl w16du wp14">
   <w:body>
     <w:p>
       <w:pPr>
@@ -81,7 +81,6 @@
         </w:rPr>
         <w:t xml:space="preserve">º </w:t>
       </w:r>
-      <w:proofErr w:type="spellStart"/>
       <w:r>
         <w:rPr>
           <w:rFonts w:ascii="Garamond" w:hAnsi="Garamond"/>
@@ -91,7 +90,6 @@
         </w:rPr>
         <w:t>Nro_Contrato</w:t>
       </w:r>
-      <w:proofErr w:type="spellEnd"/>
       <w:r>
         <w:rPr>
           <w:rFonts w:ascii="Garamond" w:hAnsi="Garamond"/>
@@ -179,7 +177,6 @@
         </w:rPr>
         <w:t xml:space="preserve">Servicio de dictado de clases virtuales y diseño de exámenes de </w:t>
       </w:r>
-      <w:proofErr w:type="spellStart"/>
       <w:r>
         <w:rPr>
           <w:rFonts w:ascii="Garamond" w:hAnsi="Garamond"/>
@@ -189,7 +186,6 @@
         </w:rPr>
         <w:t>Idioma_Docente</w:t>
       </w:r>
-      <w:proofErr w:type="spellEnd"/>
       <w:r>
         <w:rPr>
           <w:rFonts w:ascii="Garamond" w:hAnsi="Garamond"/>
@@ -431,7 +427,6 @@
                 <w:szCs w:val="24"/>
               </w:rPr>
             </w:pPr>
-            <w:proofErr w:type="spellStart"/>
             <w:r>
               <w:rPr>
                 <w:rFonts w:ascii="Garamond" w:hAnsi="Garamond"/>
@@ -440,7 +435,6 @@
               </w:rPr>
               <w:t>Nombre_Docente</w:t>
             </w:r>
-            <w:proofErr w:type="spellEnd"/>
           </w:p>
         </w:tc>
         <w:tc>
@@ -517,7 +511,6 @@
                 <w:szCs w:val="24"/>
               </w:rPr>
             </w:pPr>
-            <w:proofErr w:type="spellStart"/>
             <w:r>
               <w:rPr>
                 <w:rFonts w:ascii="Garamond" w:hAnsi="Garamond"/>
@@ -526,7 +519,6 @@
               </w:rPr>
               <w:t>Total_Primera</w:t>
             </w:r>
-            <w:proofErr w:type="spellEnd"/>
           </w:p>
         </w:tc>
         <w:tc>
@@ -542,7 +534,6 @@
                 <w:szCs w:val="24"/>
               </w:rPr>
             </w:pPr>
-            <w:proofErr w:type="spellStart"/>
             <w:r>
               <w:rPr>
                 <w:rFonts w:ascii="Garamond" w:hAnsi="Garamond"/>
@@ -551,7 +542,6 @@
               </w:rPr>
               <w:t>Monto_Total</w:t>
             </w:r>
-            <w:proofErr w:type="spellEnd"/>
           </w:p>
         </w:tc>
       </w:tr>
@@ -675,7 +665,6 @@
                 <w:szCs w:val="24"/>
               </w:rPr>
             </w:pPr>
-            <w:proofErr w:type="spellStart"/>
             <w:r>
               <w:rPr>
                 <w:rFonts w:ascii="Garamond" w:hAnsi="Garamond"/>
@@ -684,7 +673,6 @@
               </w:rPr>
               <w:t>Total_Segunda</w:t>
             </w:r>
-            <w:proofErr w:type="spellEnd"/>
           </w:p>
         </w:tc>
         <w:tc>
@@ -700,7 +688,6 @@
                 <w:szCs w:val="24"/>
               </w:rPr>
             </w:pPr>
-            <w:proofErr w:type="spellStart"/>
             <w:r>
               <w:rPr>
                 <w:rFonts w:ascii="Garamond" w:hAnsi="Garamond"/>
@@ -709,7 +696,6 @@
               </w:rPr>
               <w:t>Saldo_Primera</w:t>
             </w:r>
-            <w:proofErr w:type="spellEnd"/>
           </w:p>
         </w:tc>
       </w:tr>
@@ -822,7 +808,6 @@
                 <w:szCs w:val="24"/>
               </w:rPr>
             </w:pPr>
-            <w:proofErr w:type="spellStart"/>
             <w:r>
               <w:rPr>
                 <w:rFonts w:ascii="Garamond" w:hAnsi="Garamond"/>
@@ -831,7 +816,6 @@
               </w:rPr>
               <w:t>Saldo_Restante</w:t>
             </w:r>
-            <w:proofErr w:type="spellEnd"/>
           </w:p>
         </w:tc>
       </w:tr>
@@ -924,59 +908,8 @@
           <w:sz w:val="24"/>
           <w:szCs w:val="22"/>
         </w:rPr>
-        <w:t xml:space="preserve">Dr. Guillaume </w:t>
-      </w:r>
-      <w:proofErr w:type="spellStart"/>
-      <w:r>
-        <w:rPr>
-          <w:rFonts w:ascii="Garamond" w:hAnsi="Garamond"/>
-          <w:b/>
-          <w:sz w:val="24"/>
-          <w:szCs w:val="22"/>
-        </w:rPr>
-        <w:t>Yannick</w:t>
-      </w:r>
-      <w:proofErr w:type="spellEnd"/>
-      <w:r>
-        <w:rPr>
-          <w:rFonts w:ascii="Garamond" w:hAnsi="Garamond"/>
-          <w:b/>
-          <w:sz w:val="24"/>
-          <w:szCs w:val="22"/>
-        </w:rPr>
-        <w:t xml:space="preserve"> </w:t>
-      </w:r>
-      <w:proofErr w:type="spellStart"/>
-      <w:r>
-        <w:rPr>
-          <w:rFonts w:ascii="Garamond" w:hAnsi="Garamond"/>
-          <w:b/>
-          <w:sz w:val="24"/>
-          <w:szCs w:val="22"/>
-        </w:rPr>
-        <w:t>Serge</w:t>
-      </w:r>
-      <w:proofErr w:type="spellEnd"/>
-      <w:r>
-        <w:rPr>
-          <w:rFonts w:ascii="Garamond" w:hAnsi="Garamond"/>
-          <w:b/>
-          <w:sz w:val="24"/>
-          <w:szCs w:val="22"/>
-        </w:rPr>
-        <w:t xml:space="preserve"> </w:t>
-      </w:r>
-      <w:proofErr w:type="spellStart"/>
-      <w:r>
-        <w:rPr>
-          <w:rFonts w:ascii="Garamond" w:hAnsi="Garamond"/>
-          <w:b/>
-          <w:sz w:val="24"/>
-          <w:szCs w:val="22"/>
-        </w:rPr>
-        <w:t>Oisel</w:t>
-      </w:r>
-      <w:proofErr w:type="spellEnd"/>
+        <w:t>nombre_director</w:t>
+      </w:r>
     </w:p>
     <w:p>
       <w:pPr>
@@ -995,7 +928,7 @@
           <w:sz w:val="24"/>
           <w:szCs w:val="22"/>
         </w:rPr>
-        <w:t>Director de la Dirección Académica</w:t>
+        <w:t>cargo_director</w:t>
       </w:r>
     </w:p>
     <w:p>
@@ -1026,8 +959,6 @@
           <w:szCs w:val="24"/>
         </w:rPr>
       </w:pPr>
-      <w:bookmarkStart w:id="0" w:name="_GoBack"/>
-      <w:bookmarkEnd w:id="0"/>
     </w:p>
     <w:sectPr>
       <w:headerReference w:type="default" r:id="rId6"/>
@@ -1041,7 +972,7 @@
 </file>
 
 <file path=word/endnotes.xml><?xml version="1.0" encoding="utf-8"?>
-<w:endnotes xmlns:wpc="http://schemas.microsoft.com/office/word/2010/wordprocessingCanvas" xmlns:cx="http://schemas.microsoft.com/office/drawing/2014/chartex" xmlns:mc="http://schemas.openxmlformats.org/markup-compatibility/2006" xmlns:o="urn:schemas-microsoft-com:office:office" xmlns:r="http://schemas.openxmlformats.org/officeDocument/2006/relationships" xmlns:m="http://schemas.openxmlformats.org/officeDocument/2006/math" xmlns:v="urn:schemas-microsoft-com:vml" xmlns:wp14="http://schemas.microsoft.com/office/word/2010/wordprocessingDrawing" xmlns:wp="http://schemas.openxmlformats.org/drawingml/2006/wordprocessingDrawing" xmlns:w10="urn:schemas-microsoft-com:office:word" xmlns:w="http://schemas.openxmlformats.org/wordprocessingml/2006/main" xmlns:w14="http://schemas.microsoft.com/office/word/2010/wordml" xmlns:w15="http://schemas.microsoft.com/office/word/2012/wordml" xmlns:w16se="http://schemas.microsoft.com/office/word/2015/wordml/symex" xmlns:wpg="http://schemas.microsoft.com/office/word/2010/wordprocessingGroup" xmlns:wpi="http://schemas.microsoft.com/office/word/2010/wordprocessingInk" xmlns:wne="http://schemas.microsoft.com/office/word/2006/wordml" xmlns:wps="http://schemas.microsoft.com/office/word/2010/wordprocessingShape" mc:Ignorable="w14 w15 w16se wp14">
+<w:endnotes xmlns:wpc="http://schemas.microsoft.com/office/word/2010/wordprocessingCanvas" xmlns:cx="http://schemas.microsoft.com/office/drawing/2014/chartex" xmlns:cx1="http://schemas.microsoft.com/office/drawing/2015/9/8/chartex" xmlns:cx2="http://schemas.microsoft.com/office/drawing/2015/10/21/chartex" xmlns:cx3="http://schemas.microsoft.com/office/drawing/2016/5/9/chartex" xmlns:cx4="http://schemas.microsoft.com/office/drawing/2016/5/10/chartex" xmlns:cx5="http://schemas.microsoft.com/office/drawing/2016/5/11/chartex" xmlns:cx6="http://schemas.microsoft.com/office/drawing/2016/5/12/chartex" xmlns:cx7="http://schemas.microsoft.com/office/drawing/2016/5/13/chartex" xmlns:cx8="http://schemas.microsoft.com/office/drawing/2016/5/14/chartex" xmlns:mc="http://schemas.openxmlformats.org/markup-compatibility/2006" xmlns:aink="http://schemas.microsoft.com/office/drawing/2016/ink" xmlns:am3d="http://schemas.microsoft.com/office/drawing/2017/model3d" xmlns:o="urn:schemas-microsoft-com:office:office" xmlns:oel="http://schemas.microsoft.com/office/2019/extlst" xmlns:r="http://schemas.openxmlformats.org/officeDocument/2006/relationships" xmlns:m="http://schemas.openxmlformats.org/officeDocument/2006/math" xmlns:v="urn:schemas-microsoft-com:vml" xmlns:wp14="http://schemas.microsoft.com/office/word/2010/wordprocessingDrawing" xmlns:wp="http://schemas.openxmlformats.org/drawingml/2006/wordprocessingDrawing" xmlns:w10="urn:schemas-microsoft-com:office:word" xmlns:w="http://schemas.openxmlformats.org/wordprocessingml/2006/main" xmlns:w14="http://schemas.microsoft.com/office/word/2010/wordml" xmlns:w15="http://schemas.microsoft.com/office/word/2012/wordml" xmlns:w16cex="http://schemas.microsoft.com/office/word/2018/wordml/cex" xmlns:w16cid="http://schemas.microsoft.com/office/word/2016/wordml/cid" xmlns:w16="http://schemas.microsoft.com/office/word/2018/wordml" xmlns:w16du="http://schemas.microsoft.com/office/word/2023/wordml/word16du" xmlns:w16sdtdh="http://schemas.microsoft.com/office/word/2020/wordml/sdtdatahash" xmlns:w16sdtfl="http://schemas.microsoft.com/office/word/2024/wordml/sdtformatlock" xmlns:w16se="http://schemas.microsoft.com/office/word/2015/wordml/symex" xmlns:wpg="http://schemas.microsoft.com/office/word/2010/wordprocessingGroup" xmlns:wpi="http://schemas.microsoft.com/office/word/2010/wordprocessingInk" xmlns:wne="http://schemas.microsoft.com/office/word/2006/wordml" xmlns:wps="http://schemas.microsoft.com/office/word/2010/wordprocessingShape" mc:Ignorable="w14 w15 w16se w16cid w16 w16cex w16sdtdh w16sdtfl w16du wp14">
   <w:endnote w:type="separator" w:id="-1">
     <w:p>
       <w:pPr>
@@ -1066,7 +997,7 @@
 </file>
 
 <file path=word/footnotes.xml><?xml version="1.0" encoding="utf-8"?>
-<w:footnotes xmlns:wpc="http://schemas.microsoft.com/office/word/2010/wordprocessingCanvas" xmlns:cx="http://schemas.microsoft.com/office/drawing/2014/chartex" xmlns:mc="http://schemas.openxmlformats.org/markup-compatibility/2006" xmlns:o="urn:schemas-microsoft-com:office:office" xmlns:r="http://schemas.openxmlformats.org/officeDocument/2006/relationships" xmlns:m="http://schemas.openxmlformats.org/officeDocument/2006/math" xmlns:v="urn:schemas-microsoft-com:vml" xmlns:wp14="http://schemas.microsoft.com/office/word/2010/wordprocessingDrawing" xmlns:wp="http://schemas.openxmlformats.org/drawingml/2006/wordprocessingDrawing" xmlns:w10="urn:schemas-microsoft-com:office:word" xmlns:w="http://schemas.openxmlformats.org/wordprocessingml/2006/main" xmlns:w14="http://schemas.microsoft.com/office/word/2010/wordml" xmlns:w15="http://schemas.microsoft.com/office/word/2012/wordml" xmlns:w16se="http://schemas.microsoft.com/office/word/2015/wordml/symex" xmlns:wpg="http://schemas.microsoft.com/office/word/2010/wordprocessingGroup" xmlns:wpi="http://schemas.microsoft.com/office/word/2010/wordprocessingInk" xmlns:wne="http://schemas.microsoft.com/office/word/2006/wordml" xmlns:wps="http://schemas.microsoft.com/office/word/2010/wordprocessingShape" mc:Ignorable="w14 w15 w16se wp14">
+<w:footnotes xmlns:wpc="http://schemas.microsoft.com/office/word/2010/wordprocessingCanvas" xmlns:cx="http://schemas.microsoft.com/office/drawing/2014/chartex" xmlns:cx1="http://schemas.microsoft.com/office/drawing/2015/9/8/chartex" xmlns:cx2="http://schemas.microsoft.com/office/drawing/2015/10/21/chartex" xmlns:cx3="http://schemas.microsoft.com/office/drawing/2016/5/9/chartex" xmlns:cx4="http://schemas.microsoft.com/office/drawing/2016/5/10/chartex" xmlns:cx5="http://schemas.microsoft.com/office/drawing/2016/5/11/chartex" xmlns:cx6="http://schemas.microsoft.com/office/drawing/2016/5/12/chartex" xmlns:cx7="http://schemas.microsoft.com/office/drawing/2016/5/13/chartex" xmlns:cx8="http://schemas.microsoft.com/office/drawing/2016/5/14/chartex" xmlns:mc="http://schemas.openxmlformats.org/markup-compatibility/2006" xmlns:aink="http://schemas.microsoft.com/office/drawing/2016/ink" xmlns:am3d="http://schemas.microsoft.com/office/drawing/2017/model3d" xmlns:o="urn:schemas-microsoft-com:office:office" xmlns:oel="http://schemas.microsoft.com/office/2019/extlst" xmlns:r="http://schemas.openxmlformats.org/officeDocument/2006/relationships" xmlns:m="http://schemas.openxmlformats.org/officeDocument/2006/math" xmlns:v="urn:schemas-microsoft-com:vml" xmlns:wp14="http://schemas.microsoft.com/office/word/2010/wordprocessingDrawing" xmlns:wp="http://schemas.openxmlformats.org/drawingml/2006/wordprocessingDrawing" xmlns:w10="urn:schemas-microsoft-com:office:word" xmlns:w="http://schemas.openxmlformats.org/wordprocessingml/2006/main" xmlns:w14="http://schemas.microsoft.com/office/word/2010/wordml" xmlns:w15="http://schemas.microsoft.com/office/word/2012/wordml" xmlns:w16cex="http://schemas.microsoft.com/office/word/2018/wordml/cex" xmlns:w16cid="http://schemas.microsoft.com/office/word/2016/wordml/cid" xmlns:w16="http://schemas.microsoft.com/office/word/2018/wordml" xmlns:w16du="http://schemas.microsoft.com/office/word/2023/wordml/word16du" xmlns:w16sdtdh="http://schemas.microsoft.com/office/word/2020/wordml/sdtdatahash" xmlns:w16sdtfl="http://schemas.microsoft.com/office/word/2024/wordml/sdtformatlock" xmlns:w16se="http://schemas.microsoft.com/office/word/2015/wordml/symex" xmlns:wpg="http://schemas.microsoft.com/office/word/2010/wordprocessingGroup" xmlns:wpi="http://schemas.microsoft.com/office/word/2010/wordprocessingInk" xmlns:wne="http://schemas.microsoft.com/office/word/2006/wordml" xmlns:wps="http://schemas.microsoft.com/office/word/2010/wordprocessingShape" mc:Ignorable="w14 w15 w16se w16cid w16 w16cex w16sdtdh w16sdtfl w16du wp14">
   <w:footnote w:type="separator" w:id="-1">
     <w:p>
       <w:pPr>
@@ -1091,7 +1022,7 @@
 </file>
 
 <file path=word/header1.xml><?xml version="1.0" encoding="utf-8"?>
-<w:hdr xmlns:wpc="http://schemas.microsoft.com/office/word/2010/wordprocessingCanvas" xmlns:cx="http://schemas.microsoft.com/office/drawing/2014/chartex" xmlns:mc="http://schemas.openxmlformats.org/markup-compatibility/2006" xmlns:o="urn:schemas-microsoft-com:office:office" xmlns:r="http://schemas.openxmlformats.org/officeDocument/2006/relationships" xmlns:m="http://schemas.openxmlformats.org/officeDocument/2006/math" xmlns:v="urn:schemas-microsoft-com:vml" xmlns:wp14="http://schemas.microsoft.com/office/word/2010/wordprocessingDrawing" xmlns:wp="http://schemas.openxmlformats.org/drawingml/2006/wordprocessingDrawing" xmlns:w10="urn:schemas-microsoft-com:office:word" xmlns:w="http://schemas.openxmlformats.org/wordprocessingml/2006/main" xmlns:w14="http://schemas.microsoft.com/office/word/2010/wordml" xmlns:w15="http://schemas.microsoft.com/office/word/2012/wordml" xmlns:w16se="http://schemas.microsoft.com/office/word/2015/wordml/symex" xmlns:wpg="http://schemas.microsoft.com/office/word/2010/wordprocessingGroup" xmlns:wpi="http://schemas.microsoft.com/office/word/2010/wordprocessingInk" xmlns:wne="http://schemas.microsoft.com/office/word/2006/wordml" xmlns:wps="http://schemas.microsoft.com/office/word/2010/wordprocessingShape" mc:Ignorable="w14 w15 w16se wp14">
+<w:hdr xmlns:wpc="http://schemas.microsoft.com/office/word/2010/wordprocessingCanvas" xmlns:cx="http://schemas.microsoft.com/office/drawing/2014/chartex" xmlns:cx1="http://schemas.microsoft.com/office/drawing/2015/9/8/chartex" xmlns:cx2="http://schemas.microsoft.com/office/drawing/2015/10/21/chartex" xmlns:cx3="http://schemas.microsoft.com/office/drawing/2016/5/9/chartex" xmlns:cx4="http://schemas.microsoft.com/office/drawing/2016/5/10/chartex" xmlns:cx5="http://schemas.microsoft.com/office/drawing/2016/5/11/chartex" xmlns:cx6="http://schemas.microsoft.com/office/drawing/2016/5/12/chartex" xmlns:cx7="http://schemas.microsoft.com/office/drawing/2016/5/13/chartex" xmlns:cx8="http://schemas.microsoft.com/office/drawing/2016/5/14/chartex" xmlns:mc="http://schemas.openxmlformats.org/markup-compatibility/2006" xmlns:aink="http://schemas.microsoft.com/office/drawing/2016/ink" xmlns:am3d="http://schemas.microsoft.com/office/drawing/2017/model3d" xmlns:o="urn:schemas-microsoft-com:office:office" xmlns:oel="http://schemas.microsoft.com/office/2019/extlst" xmlns:r="http://schemas.openxmlformats.org/officeDocument/2006/relationships" xmlns:m="http://schemas.openxmlformats.org/officeDocument/2006/math" xmlns:v="urn:schemas-microsoft-com:vml" xmlns:wp14="http://schemas.microsoft.com/office/word/2010/wordprocessingDrawing" xmlns:wp="http://schemas.openxmlformats.org/drawingml/2006/wordprocessingDrawing" xmlns:w10="urn:schemas-microsoft-com:office:word" xmlns:w="http://schemas.openxmlformats.org/wordprocessingml/2006/main" xmlns:w14="http://schemas.microsoft.com/office/word/2010/wordml" xmlns:w15="http://schemas.microsoft.com/office/word/2012/wordml" xmlns:w16cex="http://schemas.microsoft.com/office/word/2018/wordml/cex" xmlns:w16cid="http://schemas.microsoft.com/office/word/2016/wordml/cid" xmlns:w16="http://schemas.microsoft.com/office/word/2018/wordml" xmlns:w16du="http://schemas.microsoft.com/office/word/2023/wordml/word16du" xmlns:w16sdtdh="http://schemas.microsoft.com/office/word/2020/wordml/sdtdatahash" xmlns:w16sdtfl="http://schemas.microsoft.com/office/word/2024/wordml/sdtformatlock" xmlns:w16se="http://schemas.microsoft.com/office/word/2015/wordml/symex" xmlns:wpg="http://schemas.microsoft.com/office/word/2010/wordprocessingGroup" xmlns:wpi="http://schemas.microsoft.com/office/word/2010/wordprocessingInk" xmlns:wne="http://schemas.microsoft.com/office/word/2006/wordml" xmlns:wps="http://schemas.microsoft.com/office/word/2010/wordprocessingShape" mc:Ignorable="w14 w15 w16se w16cid w16 w16cex w16sdtdh w16sdtfl w16du wp14">
   <w:p>
     <w:pPr>
       <w:pStyle w:val="Encabezado"/>
@@ -1166,7 +1097,7 @@
 </file>
 
 <file path=word/styles.xml><?xml version="1.0" encoding="utf-8"?>
-<w:styles xmlns:mc="http://schemas.openxmlformats.org/markup-compatibility/2006" xmlns:r="http://schemas.openxmlformats.org/officeDocument/2006/relationships" xmlns:w="http://schemas.openxmlformats.org/wordprocessingml/2006/main" xmlns:w14="http://schemas.microsoft.com/office/word/2010/wordml" xmlns:w15="http://schemas.microsoft.com/office/word/2012/wordml" xmlns:w16se="http://schemas.microsoft.com/office/word/2015/wordml/symex" mc:Ignorable="w14 w15 w16se">
+<w:styles xmlns:mc="http://schemas.openxmlformats.org/markup-compatibility/2006" xmlns:r="http://schemas.openxmlformats.org/officeDocument/2006/relationships" xmlns:w="http://schemas.openxmlformats.org/wordprocessingml/2006/main" xmlns:w14="http://schemas.microsoft.com/office/word/2010/wordml" xmlns:w15="http://schemas.microsoft.com/office/word/2012/wordml" xmlns:w16cex="http://schemas.microsoft.com/office/word/2018/wordml/cex" xmlns:w16cid="http://schemas.microsoft.com/office/word/2016/wordml/cid" xmlns:w16="http://schemas.microsoft.com/office/word/2018/wordml" xmlns:w16du="http://schemas.microsoft.com/office/word/2023/wordml/word16du" xmlns:w16sdtdh="http://schemas.microsoft.com/office/word/2020/wordml/sdtdatahash" xmlns:w16sdtfl="http://schemas.microsoft.com/office/word/2024/wordml/sdtformatlock" xmlns:w16se="http://schemas.microsoft.com/office/word/2015/wordml/symex" mc:Ignorable="w14 w15 w16se w16cid w16 w16cex w16sdtdh w16sdtfl w16du">
   <w:docDefaults>
     <w:rPrDefault>
       <w:rPr>
@@ -1182,7 +1113,7 @@
       </w:pPr>
     </w:pPrDefault>
   </w:docDefaults>
-  <w:latentStyles w:defLockedState="0" w:defUIPriority="99" w:defSemiHidden="0" w:defUnhideWhenUsed="0" w:defQFormat="0" w:count="371">
+  <w:latentStyles w:defLockedState="0" w:defUIPriority="99" w:defSemiHidden="0" w:defUnhideWhenUsed="0" w:defQFormat="0" w:count="376">
     <w:lsdException w:name="Normal" w:uiPriority="0" w:qFormat="1"/>
     <w:lsdException w:name="heading 1" w:uiPriority="9" w:qFormat="1"/>
     <w:lsdException w:name="heading 2" w:semiHidden="1" w:uiPriority="9" w:unhideWhenUsed="1" w:qFormat="1"/>
@@ -1554,6 +1485,11 @@
     <w:lsdException w:name="List Table 5 Dark Accent 6" w:uiPriority="50"/>
     <w:lsdException w:name="List Table 6 Colorful Accent 6" w:uiPriority="51"/>
     <w:lsdException w:name="List Table 7 Colorful Accent 6" w:uiPriority="52"/>
+    <w:lsdException w:name="Mention" w:semiHidden="1" w:unhideWhenUsed="1"/>
+    <w:lsdException w:name="Smart Hyperlink" w:semiHidden="1" w:unhideWhenUsed="1"/>
+    <w:lsdException w:name="Hashtag" w:semiHidden="1" w:unhideWhenUsed="1"/>
+    <w:lsdException w:name="Unresolved Mention" w:semiHidden="1" w:unhideWhenUsed="1"/>
+    <w:lsdException w:name="Smart Link" w:semiHidden="1" w:unhideWhenUsed="1"/>
   </w:latentStyles>
   <w:style w:type="paragraph" w:default="1" w:styleId="Normal">
     <w:name w:val="Normal"/>
@@ -1562,7 +1498,6 @@
   <w:style w:type="character" w:default="1" w:styleId="Fuentedeprrafopredeter">
     <w:name w:val="Default Paragraph Font"/>
     <w:uiPriority w:val="1"/>
-    <w:semiHidden/>
     <w:unhideWhenUsed/>
   </w:style>
   <w:style w:type="table" w:default="1" w:styleId="Tablanormal">

--- a/Modelos_documentos/control_pagos_segunda.docx
+++ b/Modelos_documentos/control_pagos_segunda.docx
@@ -1,6 +1,6 @@
 
 <file path=word/document.xml><?xml version="1.0" encoding="utf-8"?>
-<w:document xmlns:wpc="http://schemas.microsoft.com/office/word/2010/wordprocessingCanvas" xmlns:cx="http://schemas.microsoft.com/office/drawing/2014/chartex" xmlns:cx1="http://schemas.microsoft.com/office/drawing/2015/9/8/chartex" xmlns:cx2="http://schemas.microsoft.com/office/drawing/2015/10/21/chartex" xmlns:cx3="http://schemas.microsoft.com/office/drawing/2016/5/9/chartex" xmlns:cx4="http://schemas.microsoft.com/office/drawing/2016/5/10/chartex" xmlns:cx5="http://schemas.microsoft.com/office/drawing/2016/5/11/chartex" xmlns:cx6="http://schemas.microsoft.com/office/drawing/2016/5/12/chartex" xmlns:cx7="http://schemas.microsoft.com/office/drawing/2016/5/13/chartex" xmlns:cx8="http://schemas.microsoft.com/office/drawing/2016/5/14/chartex" xmlns:mc="http://schemas.openxmlformats.org/markup-compatibility/2006" xmlns:aink="http://schemas.microsoft.com/office/drawing/2016/ink" xmlns:am3d="http://schemas.microsoft.com/office/drawing/2017/model3d" xmlns:o="urn:schemas-microsoft-com:office:office" xmlns:oel="http://schemas.microsoft.com/office/2019/extlst" xmlns:r="http://schemas.openxmlformats.org/officeDocument/2006/relationships" xmlns:m="http://schemas.openxmlformats.org/officeDocument/2006/math" xmlns:v="urn:schemas-microsoft-com:vml" xmlns:wp14="http://schemas.microsoft.com/office/word/2010/wordprocessingDrawing" xmlns:wp="http://schemas.openxmlformats.org/drawingml/2006/wordprocessingDrawing" xmlns:w10="urn:schemas-microsoft-com:office:word" xmlns:w="http://schemas.openxmlformats.org/wordprocessingml/2006/main" xmlns:w14="http://schemas.microsoft.com/office/word/2010/wordml" xmlns:w15="http://schemas.microsoft.com/office/word/2012/wordml" xmlns:w16cex="http://schemas.microsoft.com/office/word/2018/wordml/cex" xmlns:w16cid="http://schemas.microsoft.com/office/word/2016/wordml/cid" xmlns:w16="http://schemas.microsoft.com/office/word/2018/wordml" xmlns:w16du="http://schemas.microsoft.com/office/word/2023/wordml/word16du" xmlns:w16sdtdh="http://schemas.microsoft.com/office/word/2020/wordml/sdtdatahash" xmlns:w16sdtfl="http://schemas.microsoft.com/office/word/2024/wordml/sdtformatlock" xmlns:w16se="http://schemas.microsoft.com/office/word/2015/wordml/symex" xmlns:wpg="http://schemas.microsoft.com/office/word/2010/wordprocessingGroup" xmlns:wpi="http://schemas.microsoft.com/office/word/2010/wordprocessingInk" xmlns:wne="http://schemas.microsoft.com/office/word/2006/wordml" xmlns:wps="http://schemas.microsoft.com/office/word/2010/wordprocessingShape" mc:Ignorable="w14 w15 w16se w16cid w16 w16cex w16sdtdh w16sdtfl w16du wp14">
+<w:document xmlns:wpc="http://schemas.microsoft.com/office/word/2010/wordprocessingCanvas" xmlns:cx="http://schemas.microsoft.com/office/drawing/2014/chartex" xmlns:mc="http://schemas.openxmlformats.org/markup-compatibility/2006" xmlns:o="urn:schemas-microsoft-com:office:office" xmlns:r="http://schemas.openxmlformats.org/officeDocument/2006/relationships" xmlns:m="http://schemas.openxmlformats.org/officeDocument/2006/math" xmlns:v="urn:schemas-microsoft-com:vml" xmlns:wp14="http://schemas.microsoft.com/office/word/2010/wordprocessingDrawing" xmlns:wp="http://schemas.openxmlformats.org/drawingml/2006/wordprocessingDrawing" xmlns:w10="urn:schemas-microsoft-com:office:word" xmlns:w="http://schemas.openxmlformats.org/wordprocessingml/2006/main" xmlns:w14="http://schemas.microsoft.com/office/word/2010/wordml" xmlns:w15="http://schemas.microsoft.com/office/word/2012/wordml" xmlns:w16se="http://schemas.microsoft.com/office/word/2015/wordml/symex" xmlns:wpg="http://schemas.microsoft.com/office/word/2010/wordprocessingGroup" xmlns:wpi="http://schemas.microsoft.com/office/word/2010/wordprocessingInk" xmlns:wne="http://schemas.microsoft.com/office/word/2006/wordml" xmlns:wps="http://schemas.microsoft.com/office/word/2010/wordprocessingShape" mc:Ignorable="w14 w15 w16se wp14">
   <w:body>
     <w:p>
       <w:pPr>
@@ -81,6 +81,7 @@
         </w:rPr>
         <w:t xml:space="preserve">º </w:t>
       </w:r>
+      <w:proofErr w:type="spellStart"/>
       <w:r>
         <w:rPr>
           <w:rFonts w:ascii="Garamond" w:hAnsi="Garamond"/>
@@ -90,6 +91,7 @@
         </w:rPr>
         <w:t>Nro_Contrato</w:t>
       </w:r>
+      <w:proofErr w:type="spellEnd"/>
       <w:r>
         <w:rPr>
           <w:rFonts w:ascii="Garamond" w:hAnsi="Garamond"/>
@@ -177,6 +179,7 @@
         </w:rPr>
         <w:t xml:space="preserve">Servicio de dictado de clases virtuales y diseño de exámenes de </w:t>
       </w:r>
+      <w:proofErr w:type="spellStart"/>
       <w:r>
         <w:rPr>
           <w:rFonts w:ascii="Garamond" w:hAnsi="Garamond"/>
@@ -186,6 +189,7 @@
         </w:rPr>
         <w:t>Idioma_Docente</w:t>
       </w:r>
+      <w:proofErr w:type="spellEnd"/>
       <w:r>
         <w:rPr>
           <w:rFonts w:ascii="Garamond" w:hAnsi="Garamond"/>
@@ -427,6 +431,7 @@
                 <w:szCs w:val="24"/>
               </w:rPr>
             </w:pPr>
+            <w:proofErr w:type="spellStart"/>
             <w:r>
               <w:rPr>
                 <w:rFonts w:ascii="Garamond" w:hAnsi="Garamond"/>
@@ -435,6 +440,7 @@
               </w:rPr>
               <w:t>Nombre_Docente</w:t>
             </w:r>
+            <w:proofErr w:type="spellEnd"/>
           </w:p>
         </w:tc>
         <w:tc>
@@ -511,6 +517,7 @@
                 <w:szCs w:val="24"/>
               </w:rPr>
             </w:pPr>
+            <w:proofErr w:type="spellStart"/>
             <w:r>
               <w:rPr>
                 <w:rFonts w:ascii="Garamond" w:hAnsi="Garamond"/>
@@ -519,6 +526,7 @@
               </w:rPr>
               <w:t>Total_Primera</w:t>
             </w:r>
+            <w:proofErr w:type="spellEnd"/>
           </w:p>
         </w:tc>
         <w:tc>
@@ -534,6 +542,7 @@
                 <w:szCs w:val="24"/>
               </w:rPr>
             </w:pPr>
+            <w:proofErr w:type="spellStart"/>
             <w:r>
               <w:rPr>
                 <w:rFonts w:ascii="Garamond" w:hAnsi="Garamond"/>
@@ -542,6 +551,7 @@
               </w:rPr>
               <w:t>Monto_Total</w:t>
             </w:r>
+            <w:proofErr w:type="spellEnd"/>
           </w:p>
         </w:tc>
       </w:tr>
@@ -665,6 +675,7 @@
                 <w:szCs w:val="24"/>
               </w:rPr>
             </w:pPr>
+            <w:proofErr w:type="spellStart"/>
             <w:r>
               <w:rPr>
                 <w:rFonts w:ascii="Garamond" w:hAnsi="Garamond"/>
@@ -673,6 +684,7 @@
               </w:rPr>
               <w:t>Total_Segunda</w:t>
             </w:r>
+            <w:proofErr w:type="spellEnd"/>
           </w:p>
         </w:tc>
         <w:tc>
@@ -688,6 +700,7 @@
                 <w:szCs w:val="24"/>
               </w:rPr>
             </w:pPr>
+            <w:proofErr w:type="spellStart"/>
             <w:r>
               <w:rPr>
                 <w:rFonts w:ascii="Garamond" w:hAnsi="Garamond"/>
@@ -696,6 +709,7 @@
               </w:rPr>
               <w:t>Saldo_Primera</w:t>
             </w:r>
+            <w:proofErr w:type="spellEnd"/>
           </w:p>
         </w:tc>
       </w:tr>
@@ -808,6 +822,7 @@
                 <w:szCs w:val="24"/>
               </w:rPr>
             </w:pPr>
+            <w:proofErr w:type="spellStart"/>
             <w:r>
               <w:rPr>
                 <w:rFonts w:ascii="Garamond" w:hAnsi="Garamond"/>
@@ -816,6 +831,7 @@
               </w:rPr>
               <w:t>Saldo_Restante</w:t>
             </w:r>
+            <w:proofErr w:type="spellEnd"/>
           </w:p>
         </w:tc>
       </w:tr>
@@ -908,8 +924,59 @@
           <w:sz w:val="24"/>
           <w:szCs w:val="22"/>
         </w:rPr>
-        <w:t>nombre_director</w:t>
-      </w:r>
+        <w:t xml:space="preserve">Dr. Guillaume </w:t>
+      </w:r>
+      <w:proofErr w:type="spellStart"/>
+      <w:r>
+        <w:rPr>
+          <w:rFonts w:ascii="Garamond" w:hAnsi="Garamond"/>
+          <w:b/>
+          <w:sz w:val="24"/>
+          <w:szCs w:val="22"/>
+        </w:rPr>
+        <w:t>Yannick</w:t>
+      </w:r>
+      <w:proofErr w:type="spellEnd"/>
+      <w:r>
+        <w:rPr>
+          <w:rFonts w:ascii="Garamond" w:hAnsi="Garamond"/>
+          <w:b/>
+          <w:sz w:val="24"/>
+          <w:szCs w:val="22"/>
+        </w:rPr>
+        <w:t xml:space="preserve"> </w:t>
+      </w:r>
+      <w:proofErr w:type="spellStart"/>
+      <w:r>
+        <w:rPr>
+          <w:rFonts w:ascii="Garamond" w:hAnsi="Garamond"/>
+          <w:b/>
+          <w:sz w:val="24"/>
+          <w:szCs w:val="22"/>
+        </w:rPr>
+        <w:t>Serge</w:t>
+      </w:r>
+      <w:proofErr w:type="spellEnd"/>
+      <w:r>
+        <w:rPr>
+          <w:rFonts w:ascii="Garamond" w:hAnsi="Garamond"/>
+          <w:b/>
+          <w:sz w:val="24"/>
+          <w:szCs w:val="22"/>
+        </w:rPr>
+        <w:t xml:space="preserve"> </w:t>
+      </w:r>
+      <w:proofErr w:type="spellStart"/>
+      <w:r>
+        <w:rPr>
+          <w:rFonts w:ascii="Garamond" w:hAnsi="Garamond"/>
+          <w:b/>
+          <w:sz w:val="24"/>
+          <w:szCs w:val="22"/>
+        </w:rPr>
+        <w:t>Oisel</w:t>
+      </w:r>
+      <w:proofErr w:type="spellEnd"/>
     </w:p>
     <w:p>
       <w:pPr>
@@ -919,16 +986,14 @@
         <w:rPr>
           <w:rFonts w:ascii="Garamond" w:hAnsi="Garamond"/>
           <w:sz w:val="24"/>
-          <w:szCs w:val="22"/>
-        </w:rPr>
-      </w:pPr>
-      <w:r>
-        <w:rPr>
-          <w:rFonts w:ascii="Garamond" w:hAnsi="Garamond"/>
-          <w:sz w:val="24"/>
-          <w:szCs w:val="22"/>
-        </w:rPr>
-        <w:t>cargo_director</w:t>
+        </w:rPr>
+      </w:pPr>
+      <w:r>
+        <w:rPr>
+          <w:rFonts w:ascii="Garamond" w:hAnsi="Garamond"/>
+          <w:sz w:val="24"/>
+        </w:rPr>
+        <w:t>Director de la Dirección Ejecutiva</w:t>
       </w:r>
     </w:p>
     <w:p>
@@ -942,6 +1007,8 @@
           <w:szCs w:val="22"/>
         </w:rPr>
       </w:pPr>
+      <w:bookmarkStart w:id="0" w:name="_GoBack"/>
+      <w:bookmarkEnd w:id="0"/>
       <w:r>
         <w:rPr>
           <w:rFonts w:ascii="Garamond" w:hAnsi="Garamond"/>
@@ -972,7 +1039,7 @@
 </file>
 
 <file path=word/endnotes.xml><?xml version="1.0" encoding="utf-8"?>
-<w:endnotes xmlns:wpc="http://schemas.microsoft.com/office/word/2010/wordprocessingCanvas" xmlns:cx="http://schemas.microsoft.com/office/drawing/2014/chartex" xmlns:cx1="http://schemas.microsoft.com/office/drawing/2015/9/8/chartex" xmlns:cx2="http://schemas.microsoft.com/office/drawing/2015/10/21/chartex" xmlns:cx3="http://schemas.microsoft.com/office/drawing/2016/5/9/chartex" xmlns:cx4="http://schemas.microsoft.com/office/drawing/2016/5/10/chartex" xmlns:cx5="http://schemas.microsoft.com/office/drawing/2016/5/11/chartex" xmlns:cx6="http://schemas.microsoft.com/office/drawing/2016/5/12/chartex" xmlns:cx7="http://schemas.microsoft.com/office/drawing/2016/5/13/chartex" xmlns:cx8="http://schemas.microsoft.com/office/drawing/2016/5/14/chartex" xmlns:mc="http://schemas.openxmlformats.org/markup-compatibility/2006" xmlns:aink="http://schemas.microsoft.com/office/drawing/2016/ink" xmlns:am3d="http://schemas.microsoft.com/office/drawing/2017/model3d" xmlns:o="urn:schemas-microsoft-com:office:office" xmlns:oel="http://schemas.microsoft.com/office/2019/extlst" xmlns:r="http://schemas.openxmlformats.org/officeDocument/2006/relationships" xmlns:m="http://schemas.openxmlformats.org/officeDocument/2006/math" xmlns:v="urn:schemas-microsoft-com:vml" xmlns:wp14="http://schemas.microsoft.com/office/word/2010/wordprocessingDrawing" xmlns:wp="http://schemas.openxmlformats.org/drawingml/2006/wordprocessingDrawing" xmlns:w10="urn:schemas-microsoft-com:office:word" xmlns:w="http://schemas.openxmlformats.org/wordprocessingml/2006/main" xmlns:w14="http://schemas.microsoft.com/office/word/2010/wordml" xmlns:w15="http://schemas.microsoft.com/office/word/2012/wordml" xmlns:w16cex="http://schemas.microsoft.com/office/word/2018/wordml/cex" xmlns:w16cid="http://schemas.microsoft.com/office/word/2016/wordml/cid" xmlns:w16="http://schemas.microsoft.com/office/word/2018/wordml" xmlns:w16du="http://schemas.microsoft.com/office/word/2023/wordml/word16du" xmlns:w16sdtdh="http://schemas.microsoft.com/office/word/2020/wordml/sdtdatahash" xmlns:w16sdtfl="http://schemas.microsoft.com/office/word/2024/wordml/sdtformatlock" xmlns:w16se="http://schemas.microsoft.com/office/word/2015/wordml/symex" xmlns:wpg="http://schemas.microsoft.com/office/word/2010/wordprocessingGroup" xmlns:wpi="http://schemas.microsoft.com/office/word/2010/wordprocessingInk" xmlns:wne="http://schemas.microsoft.com/office/word/2006/wordml" xmlns:wps="http://schemas.microsoft.com/office/word/2010/wordprocessingShape" mc:Ignorable="w14 w15 w16se w16cid w16 w16cex w16sdtdh w16sdtfl w16du wp14">
+<w:endnotes xmlns:wpc="http://schemas.microsoft.com/office/word/2010/wordprocessingCanvas" xmlns:cx="http://schemas.microsoft.com/office/drawing/2014/chartex" xmlns:mc="http://schemas.openxmlformats.org/markup-compatibility/2006" xmlns:o="urn:schemas-microsoft-com:office:office" xmlns:r="http://schemas.openxmlformats.org/officeDocument/2006/relationships" xmlns:m="http://schemas.openxmlformats.org/officeDocument/2006/math" xmlns:v="urn:schemas-microsoft-com:vml" xmlns:wp14="http://schemas.microsoft.com/office/word/2010/wordprocessingDrawing" xmlns:wp="http://schemas.openxmlformats.org/drawingml/2006/wordprocessingDrawing" xmlns:w10="urn:schemas-microsoft-com:office:word" xmlns:w="http://schemas.openxmlformats.org/wordprocessingml/2006/main" xmlns:w14="http://schemas.microsoft.com/office/word/2010/wordml" xmlns:w15="http://schemas.microsoft.com/office/word/2012/wordml" xmlns:w16se="http://schemas.microsoft.com/office/word/2015/wordml/symex" xmlns:wpg="http://schemas.microsoft.com/office/word/2010/wordprocessingGroup" xmlns:wpi="http://schemas.microsoft.com/office/word/2010/wordprocessingInk" xmlns:wne="http://schemas.microsoft.com/office/word/2006/wordml" xmlns:wps="http://schemas.microsoft.com/office/word/2010/wordprocessingShape" mc:Ignorable="w14 w15 w16se wp14">
   <w:endnote w:type="separator" w:id="-1">
     <w:p>
       <w:pPr>
@@ -997,7 +1064,7 @@
 </file>
 
 <file path=word/footnotes.xml><?xml version="1.0" encoding="utf-8"?>
-<w:footnotes xmlns:wpc="http://schemas.microsoft.com/office/word/2010/wordprocessingCanvas" xmlns:cx="http://schemas.microsoft.com/office/drawing/2014/chartex" xmlns:cx1="http://schemas.microsoft.com/office/drawing/2015/9/8/chartex" xmlns:cx2="http://schemas.microsoft.com/office/drawing/2015/10/21/chartex" xmlns:cx3="http://schemas.microsoft.com/office/drawing/2016/5/9/chartex" xmlns:cx4="http://schemas.microsoft.com/office/drawing/2016/5/10/chartex" xmlns:cx5="http://schemas.microsoft.com/office/drawing/2016/5/11/chartex" xmlns:cx6="http://schemas.microsoft.com/office/drawing/2016/5/12/chartex" xmlns:cx7="http://schemas.microsoft.com/office/drawing/2016/5/13/chartex" xmlns:cx8="http://schemas.microsoft.com/office/drawing/2016/5/14/chartex" xmlns:mc="http://schemas.openxmlformats.org/markup-compatibility/2006" xmlns:aink="http://schemas.microsoft.com/office/drawing/2016/ink" xmlns:am3d="http://schemas.microsoft.com/office/drawing/2017/model3d" xmlns:o="urn:schemas-microsoft-com:office:office" xmlns:oel="http://schemas.microsoft.com/office/2019/extlst" xmlns:r="http://schemas.openxmlformats.org/officeDocument/2006/relationships" xmlns:m="http://schemas.openxmlformats.org/officeDocument/2006/math" xmlns:v="urn:schemas-microsoft-com:vml" xmlns:wp14="http://schemas.microsoft.com/office/word/2010/wordprocessingDrawing" xmlns:wp="http://schemas.openxmlformats.org/drawingml/2006/wordprocessingDrawing" xmlns:w10="urn:schemas-microsoft-com:office:word" xmlns:w="http://schemas.openxmlformats.org/wordprocessingml/2006/main" xmlns:w14="http://schemas.microsoft.com/office/word/2010/wordml" xmlns:w15="http://schemas.microsoft.com/office/word/2012/wordml" xmlns:w16cex="http://schemas.microsoft.com/office/word/2018/wordml/cex" xmlns:w16cid="http://schemas.microsoft.com/office/word/2016/wordml/cid" xmlns:w16="http://schemas.microsoft.com/office/word/2018/wordml" xmlns:w16du="http://schemas.microsoft.com/office/word/2023/wordml/word16du" xmlns:w16sdtdh="http://schemas.microsoft.com/office/word/2020/wordml/sdtdatahash" xmlns:w16sdtfl="http://schemas.microsoft.com/office/word/2024/wordml/sdtformatlock" xmlns:w16se="http://schemas.microsoft.com/office/word/2015/wordml/symex" xmlns:wpg="http://schemas.microsoft.com/office/word/2010/wordprocessingGroup" xmlns:wpi="http://schemas.microsoft.com/office/word/2010/wordprocessingInk" xmlns:wne="http://schemas.microsoft.com/office/word/2006/wordml" xmlns:wps="http://schemas.microsoft.com/office/word/2010/wordprocessingShape" mc:Ignorable="w14 w15 w16se w16cid w16 w16cex w16sdtdh w16sdtfl w16du wp14">
+<w:footnotes xmlns:wpc="http://schemas.microsoft.com/office/word/2010/wordprocessingCanvas" xmlns:cx="http://schemas.microsoft.com/office/drawing/2014/chartex" xmlns:mc="http://schemas.openxmlformats.org/markup-compatibility/2006" xmlns:o="urn:schemas-microsoft-com:office:office" xmlns:r="http://schemas.openxmlformats.org/officeDocument/2006/relationships" xmlns:m="http://schemas.openxmlformats.org/officeDocument/2006/math" xmlns:v="urn:schemas-microsoft-com:vml" xmlns:wp14="http://schemas.microsoft.com/office/word/2010/wordprocessingDrawing" xmlns:wp="http://schemas.openxmlformats.org/drawingml/2006/wordprocessingDrawing" xmlns:w10="urn:schemas-microsoft-com:office:word" xmlns:w="http://schemas.openxmlformats.org/wordprocessingml/2006/main" xmlns:w14="http://schemas.microsoft.com/office/word/2010/wordml" xmlns:w15="http://schemas.microsoft.com/office/word/2012/wordml" xmlns:w16se="http://schemas.microsoft.com/office/word/2015/wordml/symex" xmlns:wpg="http://schemas.microsoft.com/office/word/2010/wordprocessingGroup" xmlns:wpi="http://schemas.microsoft.com/office/word/2010/wordprocessingInk" xmlns:wne="http://schemas.microsoft.com/office/word/2006/wordml" xmlns:wps="http://schemas.microsoft.com/office/word/2010/wordprocessingShape" mc:Ignorable="w14 w15 w16se wp14">
   <w:footnote w:type="separator" w:id="-1">
     <w:p>
       <w:pPr>
@@ -1022,7 +1089,7 @@
 </file>
 
 <file path=word/header1.xml><?xml version="1.0" encoding="utf-8"?>
-<w:hdr xmlns:wpc="http://schemas.microsoft.com/office/word/2010/wordprocessingCanvas" xmlns:cx="http://schemas.microsoft.com/office/drawing/2014/chartex" xmlns:cx1="http://schemas.microsoft.com/office/drawing/2015/9/8/chartex" xmlns:cx2="http://schemas.microsoft.com/office/drawing/2015/10/21/chartex" xmlns:cx3="http://schemas.microsoft.com/office/drawing/2016/5/9/chartex" xmlns:cx4="http://schemas.microsoft.com/office/drawing/2016/5/10/chartex" xmlns:cx5="http://schemas.microsoft.com/office/drawing/2016/5/11/chartex" xmlns:cx6="http://schemas.microsoft.com/office/drawing/2016/5/12/chartex" xmlns:cx7="http://schemas.microsoft.com/office/drawing/2016/5/13/chartex" xmlns:cx8="http://schemas.microsoft.com/office/drawing/2016/5/14/chartex" xmlns:mc="http://schemas.openxmlformats.org/markup-compatibility/2006" xmlns:aink="http://schemas.microsoft.com/office/drawing/2016/ink" xmlns:am3d="http://schemas.microsoft.com/office/drawing/2017/model3d" xmlns:o="urn:schemas-microsoft-com:office:office" xmlns:oel="http://schemas.microsoft.com/office/2019/extlst" xmlns:r="http://schemas.openxmlformats.org/officeDocument/2006/relationships" xmlns:m="http://schemas.openxmlformats.org/officeDocument/2006/math" xmlns:v="urn:schemas-microsoft-com:vml" xmlns:wp14="http://schemas.microsoft.com/office/word/2010/wordprocessingDrawing" xmlns:wp="http://schemas.openxmlformats.org/drawingml/2006/wordprocessingDrawing" xmlns:w10="urn:schemas-microsoft-com:office:word" xmlns:w="http://schemas.openxmlformats.org/wordprocessingml/2006/main" xmlns:w14="http://schemas.microsoft.com/office/word/2010/wordml" xmlns:w15="http://schemas.microsoft.com/office/word/2012/wordml" xmlns:w16cex="http://schemas.microsoft.com/office/word/2018/wordml/cex" xmlns:w16cid="http://schemas.microsoft.com/office/word/2016/wordml/cid" xmlns:w16="http://schemas.microsoft.com/office/word/2018/wordml" xmlns:w16du="http://schemas.microsoft.com/office/word/2023/wordml/word16du" xmlns:w16sdtdh="http://schemas.microsoft.com/office/word/2020/wordml/sdtdatahash" xmlns:w16sdtfl="http://schemas.microsoft.com/office/word/2024/wordml/sdtformatlock" xmlns:w16se="http://schemas.microsoft.com/office/word/2015/wordml/symex" xmlns:wpg="http://schemas.microsoft.com/office/word/2010/wordprocessingGroup" xmlns:wpi="http://schemas.microsoft.com/office/word/2010/wordprocessingInk" xmlns:wne="http://schemas.microsoft.com/office/word/2006/wordml" xmlns:wps="http://schemas.microsoft.com/office/word/2010/wordprocessingShape" mc:Ignorable="w14 w15 w16se w16cid w16 w16cex w16sdtdh w16sdtfl w16du wp14">
+<w:hdr xmlns:wpc="http://schemas.microsoft.com/office/word/2010/wordprocessingCanvas" xmlns:cx="http://schemas.microsoft.com/office/drawing/2014/chartex" xmlns:mc="http://schemas.openxmlformats.org/markup-compatibility/2006" xmlns:o="urn:schemas-microsoft-com:office:office" xmlns:r="http://schemas.openxmlformats.org/officeDocument/2006/relationships" xmlns:m="http://schemas.openxmlformats.org/officeDocument/2006/math" xmlns:v="urn:schemas-microsoft-com:vml" xmlns:wp14="http://schemas.microsoft.com/office/word/2010/wordprocessingDrawing" xmlns:wp="http://schemas.openxmlformats.org/drawingml/2006/wordprocessingDrawing" xmlns:w10="urn:schemas-microsoft-com:office:word" xmlns:w="http://schemas.openxmlformats.org/wordprocessingml/2006/main" xmlns:w14="http://schemas.microsoft.com/office/word/2010/wordml" xmlns:w15="http://schemas.microsoft.com/office/word/2012/wordml" xmlns:w16se="http://schemas.microsoft.com/office/word/2015/wordml/symex" xmlns:wpg="http://schemas.microsoft.com/office/word/2010/wordprocessingGroup" xmlns:wpi="http://schemas.microsoft.com/office/word/2010/wordprocessingInk" xmlns:wne="http://schemas.microsoft.com/office/word/2006/wordml" xmlns:wps="http://schemas.microsoft.com/office/word/2010/wordprocessingShape" mc:Ignorable="w14 w15 w16se wp14">
   <w:p>
     <w:pPr>
       <w:pStyle w:val="Encabezado"/>
@@ -1097,7 +1164,7 @@
 </file>
 
 <file path=word/styles.xml><?xml version="1.0" encoding="utf-8"?>
-<w:styles xmlns:mc="http://schemas.openxmlformats.org/markup-compatibility/2006" xmlns:r="http://schemas.openxmlformats.org/officeDocument/2006/relationships" xmlns:w="http://schemas.openxmlformats.org/wordprocessingml/2006/main" xmlns:w14="http://schemas.microsoft.com/office/word/2010/wordml" xmlns:w15="http://schemas.microsoft.com/office/word/2012/wordml" xmlns:w16cex="http://schemas.microsoft.com/office/word/2018/wordml/cex" xmlns:w16cid="http://schemas.microsoft.com/office/word/2016/wordml/cid" xmlns:w16="http://schemas.microsoft.com/office/word/2018/wordml" xmlns:w16du="http://schemas.microsoft.com/office/word/2023/wordml/word16du" xmlns:w16sdtdh="http://schemas.microsoft.com/office/word/2020/wordml/sdtdatahash" xmlns:w16sdtfl="http://schemas.microsoft.com/office/word/2024/wordml/sdtformatlock" xmlns:w16se="http://schemas.microsoft.com/office/word/2015/wordml/symex" mc:Ignorable="w14 w15 w16se w16cid w16 w16cex w16sdtdh w16sdtfl w16du">
+<w:styles xmlns:mc="http://schemas.openxmlformats.org/markup-compatibility/2006" xmlns:r="http://schemas.openxmlformats.org/officeDocument/2006/relationships" xmlns:w="http://schemas.openxmlformats.org/wordprocessingml/2006/main" xmlns:w14="http://schemas.microsoft.com/office/word/2010/wordml" xmlns:w15="http://schemas.microsoft.com/office/word/2012/wordml" xmlns:w16se="http://schemas.microsoft.com/office/word/2015/wordml/symex" mc:Ignorable="w14 w15 w16se">
   <w:docDefaults>
     <w:rPrDefault>
       <w:rPr>
@@ -1113,7 +1180,7 @@
       </w:pPr>
     </w:pPrDefault>
   </w:docDefaults>
-  <w:latentStyles w:defLockedState="0" w:defUIPriority="99" w:defSemiHidden="0" w:defUnhideWhenUsed="0" w:defQFormat="0" w:count="376">
+  <w:latentStyles w:defLockedState="0" w:defUIPriority="99" w:defSemiHidden="0" w:defUnhideWhenUsed="0" w:defQFormat="0" w:count="371">
     <w:lsdException w:name="Normal" w:uiPriority="0" w:qFormat="1"/>
     <w:lsdException w:name="heading 1" w:uiPriority="9" w:qFormat="1"/>
     <w:lsdException w:name="heading 2" w:semiHidden="1" w:uiPriority="9" w:unhideWhenUsed="1" w:qFormat="1"/>
@@ -1485,11 +1552,6 @@
     <w:lsdException w:name="List Table 5 Dark Accent 6" w:uiPriority="50"/>
     <w:lsdException w:name="List Table 6 Colorful Accent 6" w:uiPriority="51"/>
     <w:lsdException w:name="List Table 7 Colorful Accent 6" w:uiPriority="52"/>
-    <w:lsdException w:name="Mention" w:semiHidden="1" w:unhideWhenUsed="1"/>
-    <w:lsdException w:name="Smart Hyperlink" w:semiHidden="1" w:unhideWhenUsed="1"/>
-    <w:lsdException w:name="Hashtag" w:semiHidden="1" w:unhideWhenUsed="1"/>
-    <w:lsdException w:name="Unresolved Mention" w:semiHidden="1" w:unhideWhenUsed="1"/>
-    <w:lsdException w:name="Smart Link" w:semiHidden="1" w:unhideWhenUsed="1"/>
   </w:latentStyles>
   <w:style w:type="paragraph" w:default="1" w:styleId="Normal">
     <w:name w:val="Normal"/>
@@ -1498,6 +1560,7 @@
   <w:style w:type="character" w:default="1" w:styleId="Fuentedeprrafopredeter">
     <w:name w:val="Default Paragraph Font"/>
     <w:uiPriority w:val="1"/>
+    <w:semiHidden/>
     <w:unhideWhenUsed/>
   </w:style>
   <w:style w:type="table" w:default="1" w:styleId="Tablanormal">

--- a/Modelos_documentos/control_pagos_segunda.docx
+++ b/Modelos_documentos/control_pagos_segunda.docx
@@ -986,16 +986,14 @@
         <w:rPr>
           <w:rFonts w:ascii="Garamond" w:hAnsi="Garamond"/>
           <w:sz w:val="24"/>
-          <w:szCs w:val="22"/>
-        </w:rPr>
-      </w:pPr>
-      <w:r>
-        <w:rPr>
-          <w:rFonts w:ascii="Garamond" w:hAnsi="Garamond"/>
-          <w:sz w:val="24"/>
-          <w:szCs w:val="22"/>
-        </w:rPr>
-        <w:t>Director de la Dirección Académica</w:t>
+        </w:rPr>
+      </w:pPr>
+      <w:r>
+        <w:rPr>
+          <w:rFonts w:ascii="Garamond" w:hAnsi="Garamond"/>
+          <w:sz w:val="24"/>
+        </w:rPr>
+        <w:t>Director de la Dirección Ejecutiva</w:t>
       </w:r>
     </w:p>
     <w:p>
@@ -1009,25 +1007,25 @@
           <w:szCs w:val="22"/>
         </w:rPr>
       </w:pPr>
-      <w:r>
-        <w:rPr>
-          <w:rFonts w:ascii="Garamond" w:hAnsi="Garamond"/>
-          <w:sz w:val="24"/>
-          <w:szCs w:val="22"/>
-        </w:rPr>
-        <w:t>Centro de Idiomas de la UNMSM</w:t>
-      </w:r>
-    </w:p>
-    <w:p>
-      <w:pPr>
-        <w:rPr>
-          <w:rFonts w:ascii="Garamond" w:hAnsi="Garamond"/>
-          <w:sz w:val="24"/>
-          <w:szCs w:val="24"/>
-        </w:rPr>
-      </w:pPr>
       <w:bookmarkStart w:id="0" w:name="_GoBack"/>
       <w:bookmarkEnd w:id="0"/>
+      <w:r>
+        <w:rPr>
+          <w:rFonts w:ascii="Garamond" w:hAnsi="Garamond"/>
+          <w:sz w:val="24"/>
+          <w:szCs w:val="22"/>
+        </w:rPr>
+        <w:t>Centro de Idiomas de la UNMSM</w:t>
+      </w:r>
+    </w:p>
+    <w:p>
+      <w:pPr>
+        <w:rPr>
+          <w:rFonts w:ascii="Garamond" w:hAnsi="Garamond"/>
+          <w:sz w:val="24"/>
+          <w:szCs w:val="24"/>
+        </w:rPr>
+      </w:pPr>
     </w:p>
     <w:sectPr>
       <w:headerReference w:type="default" r:id="rId6"/>

--- a/Modelos_documentos/control_pagos_segunda.docx
+++ b/Modelos_documentos/control_pagos_segunda.docx
@@ -914,15 +914,16 @@
           <w:rFonts w:ascii="Garamond" w:hAnsi="Garamond"/>
           <w:b/>
           <w:sz w:val="24"/>
-          <w:szCs w:val="22"/>
-        </w:rPr>
-      </w:pPr>
+          <w:szCs w:val="24"/>
+        </w:rPr>
+      </w:pPr>
+      <w:bookmarkStart w:id="0" w:name="_GoBack"/>
       <w:r>
         <w:rPr>
           <w:rFonts w:ascii="Garamond" w:hAnsi="Garamond"/>
           <w:b/>
           <w:sz w:val="24"/>
-          <w:szCs w:val="22"/>
+          <w:szCs w:val="24"/>
         </w:rPr>
         <w:t xml:space="preserve">Dr. Guillaume </w:t>
       </w:r>
@@ -932,7 +933,7 @@
           <w:rFonts w:ascii="Garamond" w:hAnsi="Garamond"/>
           <w:b/>
           <w:sz w:val="24"/>
-          <w:szCs w:val="22"/>
+          <w:szCs w:val="24"/>
         </w:rPr>
         <w:t>Yannick</w:t>
       </w:r>
@@ -942,7 +943,7 @@
           <w:rFonts w:ascii="Garamond" w:hAnsi="Garamond"/>
           <w:b/>
           <w:sz w:val="24"/>
-          <w:szCs w:val="22"/>
+          <w:szCs w:val="24"/>
         </w:rPr>
         <w:t xml:space="preserve"> </w:t>
       </w:r>
@@ -952,7 +953,7 @@
           <w:rFonts w:ascii="Garamond" w:hAnsi="Garamond"/>
           <w:b/>
           <w:sz w:val="24"/>
-          <w:szCs w:val="22"/>
+          <w:szCs w:val="24"/>
         </w:rPr>
         <w:t>Serge</w:t>
       </w:r>
@@ -962,7 +963,7 @@
           <w:rFonts w:ascii="Garamond" w:hAnsi="Garamond"/>
           <w:b/>
           <w:sz w:val="24"/>
-          <w:szCs w:val="22"/>
+          <w:szCs w:val="24"/>
         </w:rPr>
         <w:t xml:space="preserve"> </w:t>
       </w:r>
@@ -972,7 +973,7 @@
           <w:rFonts w:ascii="Garamond" w:hAnsi="Garamond"/>
           <w:b/>
           <w:sz w:val="24"/>
-          <w:szCs w:val="22"/>
+          <w:szCs w:val="24"/>
         </w:rPr>
         <w:t>Oisel</w:t>
       </w:r>
@@ -986,38 +987,19 @@
         <w:rPr>
           <w:rFonts w:ascii="Garamond" w:hAnsi="Garamond"/>
           <w:sz w:val="24"/>
-        </w:rPr>
-      </w:pPr>
-      <w:r>
-        <w:rPr>
-          <w:rFonts w:ascii="Garamond" w:hAnsi="Garamond"/>
-          <w:sz w:val="24"/>
-        </w:rPr>
-        <w:t>Director de la Dirección Ejecutiva</w:t>
-      </w:r>
-    </w:p>
-    <w:p>
-      <w:pPr>
-        <w:pStyle w:val="Textoindependiente"/>
-        <w:spacing w:line="276" w:lineRule="auto"/>
-        <w:jc w:val="center"/>
-        <w:rPr>
-          <w:rFonts w:ascii="Garamond" w:hAnsi="Garamond"/>
-          <w:sz w:val="24"/>
-          <w:szCs w:val="22"/>
-        </w:rPr>
-      </w:pPr>
-      <w:bookmarkStart w:id="0" w:name="_GoBack"/>
-      <w:bookmarkEnd w:id="0"/>
-      <w:r>
-        <w:rPr>
-          <w:rFonts w:ascii="Garamond" w:hAnsi="Garamond"/>
-          <w:sz w:val="24"/>
-          <w:szCs w:val="22"/>
-        </w:rPr>
-        <w:t>Centro de Idiomas de la UNMSM</w:t>
-      </w:r>
-    </w:p>
+          <w:szCs w:val="24"/>
+        </w:rPr>
+      </w:pPr>
+      <w:r>
+        <w:rPr>
+          <w:rFonts w:ascii="Garamond" w:hAnsi="Garamond"/>
+          <w:sz w:val="24"/>
+          <w:szCs w:val="24"/>
+        </w:rPr>
+        <w:t>Director Ejecutivo del Centro de Idiomas de la UNMSM</w:t>
+      </w:r>
+    </w:p>
+    <w:bookmarkEnd w:id="0"/>
     <w:p>
       <w:pPr>
         <w:rPr>

--- a/Modelos_documentos/control_pagos_segunda.docx
+++ b/Modelos_documentos/control_pagos_segunda.docx
@@ -1,6 +1,6 @@
 
 <file path=word/document.xml><?xml version="1.0" encoding="utf-8"?>
-<w:document xmlns:wpc="http://schemas.microsoft.com/office/word/2010/wordprocessingCanvas" xmlns:cx="http://schemas.microsoft.com/office/drawing/2014/chartex" xmlns:mc="http://schemas.openxmlformats.org/markup-compatibility/2006" xmlns:o="urn:schemas-microsoft-com:office:office" xmlns:r="http://schemas.openxmlformats.org/officeDocument/2006/relationships" xmlns:m="http://schemas.openxmlformats.org/officeDocument/2006/math" xmlns:v="urn:schemas-microsoft-com:vml" xmlns:wp14="http://schemas.microsoft.com/office/word/2010/wordprocessingDrawing" xmlns:wp="http://schemas.openxmlformats.org/drawingml/2006/wordprocessingDrawing" xmlns:w10="urn:schemas-microsoft-com:office:word" xmlns:w="http://schemas.openxmlformats.org/wordprocessingml/2006/main" xmlns:w14="http://schemas.microsoft.com/office/word/2010/wordml" xmlns:w15="http://schemas.microsoft.com/office/word/2012/wordml" xmlns:w16se="http://schemas.microsoft.com/office/word/2015/wordml/symex" xmlns:wpg="http://schemas.microsoft.com/office/word/2010/wordprocessingGroup" xmlns:wpi="http://schemas.microsoft.com/office/word/2010/wordprocessingInk" xmlns:wne="http://schemas.microsoft.com/office/word/2006/wordml" xmlns:wps="http://schemas.microsoft.com/office/word/2010/wordprocessingShape" mc:Ignorable="w14 w15 w16se wp14">
+<w:document xmlns:wpc="http://schemas.microsoft.com/office/word/2010/wordprocessingCanvas" xmlns:cx="http://schemas.microsoft.com/office/drawing/2014/chartex" xmlns:cx1="http://schemas.microsoft.com/office/drawing/2015/9/8/chartex" xmlns:cx2="http://schemas.microsoft.com/office/drawing/2015/10/21/chartex" xmlns:cx3="http://schemas.microsoft.com/office/drawing/2016/5/9/chartex" xmlns:cx4="http://schemas.microsoft.com/office/drawing/2016/5/10/chartex" xmlns:cx5="http://schemas.microsoft.com/office/drawing/2016/5/11/chartex" xmlns:cx6="http://schemas.microsoft.com/office/drawing/2016/5/12/chartex" xmlns:cx7="http://schemas.microsoft.com/office/drawing/2016/5/13/chartex" xmlns:cx8="http://schemas.microsoft.com/office/drawing/2016/5/14/chartex" xmlns:mc="http://schemas.openxmlformats.org/markup-compatibility/2006" xmlns:aink="http://schemas.microsoft.com/office/drawing/2016/ink" xmlns:am3d="http://schemas.microsoft.com/office/drawing/2017/model3d" xmlns:o="urn:schemas-microsoft-com:office:office" xmlns:oel="http://schemas.microsoft.com/office/2019/extlst" xmlns:r="http://schemas.openxmlformats.org/officeDocument/2006/relationships" xmlns:m="http://schemas.openxmlformats.org/officeDocument/2006/math" xmlns:v="urn:schemas-microsoft-com:vml" xmlns:wp14="http://schemas.microsoft.com/office/word/2010/wordprocessingDrawing" xmlns:wp="http://schemas.openxmlformats.org/drawingml/2006/wordprocessingDrawing" xmlns:w10="urn:schemas-microsoft-com:office:word" xmlns:w="http://schemas.openxmlformats.org/wordprocessingml/2006/main" xmlns:w14="http://schemas.microsoft.com/office/word/2010/wordml" xmlns:w15="http://schemas.microsoft.com/office/word/2012/wordml" xmlns:w16cex="http://schemas.microsoft.com/office/word/2018/wordml/cex" xmlns:w16cid="http://schemas.microsoft.com/office/word/2016/wordml/cid" xmlns:w16="http://schemas.microsoft.com/office/word/2018/wordml" xmlns:w16du="http://schemas.microsoft.com/office/word/2023/wordml/word16du" xmlns:w16sdtdh="http://schemas.microsoft.com/office/word/2020/wordml/sdtdatahash" xmlns:w16sdtfl="http://schemas.microsoft.com/office/word/2024/wordml/sdtformatlock" xmlns:w16se="http://schemas.microsoft.com/office/word/2015/wordml/symex" xmlns:wpg="http://schemas.microsoft.com/office/word/2010/wordprocessingGroup" xmlns:wpi="http://schemas.microsoft.com/office/word/2010/wordprocessingInk" xmlns:wne="http://schemas.microsoft.com/office/word/2006/wordml" xmlns:wps="http://schemas.microsoft.com/office/word/2010/wordprocessingShape" mc:Ignorable="w14 w15 w16se w16cid w16 w16cex w16sdtdh w16sdtfl w16du wp14">
   <w:body>
     <w:p>
       <w:pPr>
@@ -81,25 +81,50 @@
         </w:rPr>
         <w:t xml:space="preserve">º </w:t>
       </w:r>
-      <w:proofErr w:type="spellStart"/>
-      <w:r>
-        <w:rPr>
-          <w:rFonts w:ascii="Garamond" w:hAnsi="Garamond"/>
-          <w:smallCaps/>
-          <w:sz w:val="24"/>
-          <w:szCs w:val="24"/>
-        </w:rPr>
-        <w:t>Nro_Contrato</w:t>
-      </w:r>
-      <w:proofErr w:type="spellEnd"/>
-      <w:r>
-        <w:rPr>
-          <w:rFonts w:ascii="Garamond" w:hAnsi="Garamond"/>
-          <w:smallCaps/>
-          <w:sz w:val="24"/>
-          <w:szCs w:val="24"/>
-        </w:rPr>
-        <w:t>/UNMSM -FLCH/2025</w:t>
+      <w:r>
+        <w:rPr>
+          <w:rFonts w:ascii="Garamond" w:hAnsi="Garamond"/>
+          <w:smallCaps/>
+          <w:sz w:val="24"/>
+          <w:szCs w:val="24"/>
+        </w:rPr>
+        <w:t>Nro_</w:t>
+      </w:r>
+      <w:r>
+        <w:rPr>
+          <w:rFonts w:ascii="Garamond" w:hAnsi="Garamond"/>
+          <w:smallCaps/>
+          <w:sz w:val="24"/>
+          <w:szCs w:val="24"/>
+        </w:rPr>
+        <w:t>c</w:t>
+      </w:r>
+      <w:r>
+        <w:rPr>
+          <w:rFonts w:ascii="Garamond" w:hAnsi="Garamond"/>
+          <w:smallCaps/>
+          <w:sz w:val="24"/>
+          <w:szCs w:val="24"/>
+        </w:rPr>
+        <w:t>ontrato</w:t>
+      </w:r>
+      <w:r>
+        <w:rPr>
+          <w:rFonts w:ascii="Garamond" w:hAnsi="Garamond"/>
+          <w:smallCaps/>
+          <w:sz w:val="24"/>
+          <w:szCs w:val="24"/>
+        </w:rPr>
+        <w:t>/UNMSM -FLCH/202</w:t>
+      </w:r>
+      <w:r>
+        <w:rPr>
+          <w:rFonts w:ascii="Garamond" w:hAnsi="Garamond"/>
+          <w:smallCaps/>
+          <w:sz w:val="24"/>
+          <w:szCs w:val="24"/>
+        </w:rPr>
+        <w:t>6</w:t>
       </w:r>
     </w:p>
     <w:p>
@@ -179,7 +204,6 @@
         </w:rPr>
         <w:t xml:space="preserve">Servicio de dictado de clases virtuales y diseño de exámenes de </w:t>
       </w:r>
-      <w:proofErr w:type="spellStart"/>
       <w:r>
         <w:rPr>
           <w:rFonts w:ascii="Garamond" w:hAnsi="Garamond"/>
@@ -189,7 +213,6 @@
         </w:rPr>
         <w:t>Idioma_Docente</w:t>
       </w:r>
-      <w:proofErr w:type="spellEnd"/>
       <w:r>
         <w:rPr>
           <w:rFonts w:ascii="Garamond" w:hAnsi="Garamond"/>
@@ -233,12 +256,13 @@
         <w:tblStyle w:val="Tablaconcuadrcula"/>
         <w:tblW w:w="9499" w:type="dxa"/>
         <w:tblInd w:w="-431" w:type="dxa"/>
+        <w:tblLayout w:type="fixed"/>
         <w:tblLook w:val="04A0" w:firstRow="1" w:lastRow="0" w:firstColumn="1" w:lastColumn="0" w:noHBand="0" w:noVBand="1"/>
       </w:tblPr>
       <w:tblGrid>
-        <w:gridCol w:w="1396"/>
-        <w:gridCol w:w="1941"/>
-        <w:gridCol w:w="2909"/>
+        <w:gridCol w:w="1135"/>
+        <w:gridCol w:w="1985"/>
+        <w:gridCol w:w="3126"/>
         <w:gridCol w:w="1609"/>
         <w:gridCol w:w="1644"/>
       </w:tblGrid>
@@ -248,7 +272,7 @@
         </w:trPr>
         <w:tc>
           <w:tcPr>
-            <w:tcW w:w="1408" w:type="dxa"/>
+            <w:tcW w:w="1135" w:type="dxa"/>
             <w:tcBorders>
               <w:bottom w:val="single" w:sz="4" w:space="0" w:color="auto"/>
             </w:tcBorders>
@@ -283,7 +307,7 @@
         </w:tc>
         <w:tc>
           <w:tcPr>
-            <w:tcW w:w="1941" w:type="dxa"/>
+            <w:tcW w:w="1985" w:type="dxa"/>
             <w:tcBorders>
               <w:bottom w:val="single" w:sz="4" w:space="0" w:color="auto"/>
             </w:tcBorders>
@@ -310,7 +334,7 @@
         </w:tc>
         <w:tc>
           <w:tcPr>
-            <w:tcW w:w="2945" w:type="dxa"/>
+            <w:tcW w:w="3126" w:type="dxa"/>
             <w:tcBorders>
               <w:bottom w:val="single" w:sz="4" w:space="0" w:color="auto"/>
             </w:tcBorders>
@@ -337,7 +361,7 @@
         </w:tc>
         <w:tc>
           <w:tcPr>
-            <w:tcW w:w="1561" w:type="dxa"/>
+            <w:tcW w:w="1609" w:type="dxa"/>
             <w:tcBorders>
               <w:bottom w:val="single" w:sz="4" w:space="0" w:color="auto"/>
             </w:tcBorders>
@@ -393,7 +417,7 @@
         </w:trPr>
         <w:tc>
           <w:tcPr>
-            <w:tcW w:w="1408" w:type="dxa"/>
+            <w:tcW w:w="1135" w:type="dxa"/>
             <w:tcBorders>
               <w:bottom w:val="single" w:sz="4" w:space="0" w:color="auto"/>
             </w:tcBorders>
@@ -419,7 +443,7 @@
         </w:tc>
         <w:tc>
           <w:tcPr>
-            <w:tcW w:w="1941" w:type="dxa"/>
+            <w:tcW w:w="1985" w:type="dxa"/>
             <w:vMerge w:val="restart"/>
             <w:vAlign w:val="center"/>
           </w:tcPr>
@@ -431,7 +455,6 @@
                 <w:szCs w:val="24"/>
               </w:rPr>
             </w:pPr>
-            <w:proofErr w:type="spellStart"/>
             <w:r>
               <w:rPr>
                 <w:rFonts w:ascii="Garamond" w:hAnsi="Garamond"/>
@@ -440,12 +463,11 @@
               </w:rPr>
               <w:t>Nombre_Docente</w:t>
             </w:r>
-            <w:proofErr w:type="spellEnd"/>
-          </w:p>
-        </w:tc>
-        <w:tc>
-          <w:tcPr>
-            <w:tcW w:w="2945" w:type="dxa"/>
+          </w:p>
+        </w:tc>
+        <w:tc>
+          <w:tcPr>
+            <w:tcW w:w="3126" w:type="dxa"/>
             <w:tcBorders>
               <w:bottom w:val="single" w:sz="4" w:space="0" w:color="auto"/>
             </w:tcBorders>
@@ -473,14 +495,6 @@
                 <w:sz w:val="24"/>
                 <w:szCs w:val="24"/>
               </w:rPr>
-              <w:t>-2025/DGI</w:t>
-            </w:r>
-            <w:r>
-              <w:rPr>
-                <w:rFonts w:ascii="Garamond" w:hAnsi="Garamond"/>
-                <w:sz w:val="24"/>
-                <w:szCs w:val="24"/>
-              </w:rPr>
               <w:t>-</w:t>
             </w:r>
             <w:r>
@@ -489,21 +503,13 @@
                 <w:sz w:val="24"/>
                 <w:szCs w:val="24"/>
               </w:rPr>
-              <w:t>CEID-D-FLCH</w:t>
-            </w:r>
-            <w:r>
-              <w:rPr>
-                <w:rFonts w:ascii="Garamond" w:hAnsi="Garamond"/>
-                <w:sz w:val="24"/>
-                <w:szCs w:val="24"/>
-              </w:rPr>
-              <w:t>/UNMSM</w:t>
-            </w:r>
-          </w:p>
-        </w:tc>
-        <w:tc>
-          <w:tcPr>
-            <w:tcW w:w="1561" w:type="dxa"/>
+              <w:t>2026-DECEID-D-FLCH/UNMSM</w:t>
+            </w:r>
+          </w:p>
+        </w:tc>
+        <w:tc>
+          <w:tcPr>
+            <w:tcW w:w="1609" w:type="dxa"/>
             <w:tcBorders>
               <w:bottom w:val="single" w:sz="4" w:space="0" w:color="auto"/>
             </w:tcBorders>
@@ -517,7 +523,6 @@
                 <w:szCs w:val="24"/>
               </w:rPr>
             </w:pPr>
-            <w:proofErr w:type="spellStart"/>
             <w:r>
               <w:rPr>
                 <w:rFonts w:ascii="Garamond" w:hAnsi="Garamond"/>
@@ -526,7 +531,6 @@
               </w:rPr>
               <w:t>Total_Primera</w:t>
             </w:r>
-            <w:proofErr w:type="spellEnd"/>
           </w:p>
         </w:tc>
         <w:tc>
@@ -542,7 +546,6 @@
                 <w:szCs w:val="24"/>
               </w:rPr>
             </w:pPr>
-            <w:proofErr w:type="spellStart"/>
             <w:r>
               <w:rPr>
                 <w:rFonts w:ascii="Garamond" w:hAnsi="Garamond"/>
@@ -551,7 +554,6 @@
               </w:rPr>
               <w:t>Monto_Total</w:t>
             </w:r>
-            <w:proofErr w:type="spellEnd"/>
           </w:p>
         </w:tc>
       </w:tr>
@@ -561,7 +563,7 @@
         </w:trPr>
         <w:tc>
           <w:tcPr>
-            <w:tcW w:w="1408" w:type="dxa"/>
+            <w:tcW w:w="1135" w:type="dxa"/>
             <w:tcBorders>
               <w:bottom w:val="single" w:sz="4" w:space="0" w:color="auto"/>
             </w:tcBorders>
@@ -587,7 +589,7 @@
         </w:tc>
         <w:tc>
           <w:tcPr>
-            <w:tcW w:w="1941" w:type="dxa"/>
+            <w:tcW w:w="1985" w:type="dxa"/>
             <w:vMerge/>
             <w:vAlign w:val="center"/>
           </w:tcPr>
@@ -603,7 +605,7 @@
         </w:tc>
         <w:tc>
           <w:tcPr>
-            <w:tcW w:w="2945" w:type="dxa"/>
+            <w:tcW w:w="3126" w:type="dxa"/>
             <w:tcBorders>
               <w:bottom w:val="single" w:sz="4" w:space="0" w:color="auto"/>
             </w:tcBorders>
@@ -631,14 +633,6 @@
                 <w:sz w:val="24"/>
                 <w:szCs w:val="24"/>
               </w:rPr>
-              <w:t>-2025/DGI</w:t>
-            </w:r>
-            <w:r>
-              <w:rPr>
-                <w:rFonts w:ascii="Garamond" w:hAnsi="Garamond"/>
-                <w:sz w:val="24"/>
-                <w:szCs w:val="24"/>
-              </w:rPr>
               <w:t>-</w:t>
             </w:r>
             <w:r>
@@ -647,21 +641,13 @@
                 <w:sz w:val="24"/>
                 <w:szCs w:val="24"/>
               </w:rPr>
-              <w:t>CEID-D-FLCH</w:t>
-            </w:r>
-            <w:r>
-              <w:rPr>
-                <w:rFonts w:ascii="Garamond" w:hAnsi="Garamond"/>
-                <w:sz w:val="24"/>
-                <w:szCs w:val="24"/>
-              </w:rPr>
-              <w:t>/UNMSM</w:t>
-            </w:r>
-          </w:p>
-        </w:tc>
-        <w:tc>
-          <w:tcPr>
-            <w:tcW w:w="1561" w:type="dxa"/>
+              <w:t>2026-DECEID-D-FLCH/UNMSM</w:t>
+            </w:r>
+          </w:p>
+        </w:tc>
+        <w:tc>
+          <w:tcPr>
+            <w:tcW w:w="1609" w:type="dxa"/>
             <w:tcBorders>
               <w:bottom w:val="single" w:sz="4" w:space="0" w:color="auto"/>
             </w:tcBorders>
@@ -675,7 +661,6 @@
                 <w:szCs w:val="24"/>
               </w:rPr>
             </w:pPr>
-            <w:proofErr w:type="spellStart"/>
             <w:r>
               <w:rPr>
                 <w:rFonts w:ascii="Garamond" w:hAnsi="Garamond"/>
@@ -684,7 +669,6 @@
               </w:rPr>
               <w:t>Total_Segunda</w:t>
             </w:r>
-            <w:proofErr w:type="spellEnd"/>
           </w:p>
         </w:tc>
         <w:tc>
@@ -700,7 +684,6 @@
                 <w:szCs w:val="24"/>
               </w:rPr>
             </w:pPr>
-            <w:proofErr w:type="spellStart"/>
             <w:r>
               <w:rPr>
                 <w:rFonts w:ascii="Garamond" w:hAnsi="Garamond"/>
@@ -709,7 +692,6 @@
               </w:rPr>
               <w:t>Saldo_Primera</w:t>
             </w:r>
-            <w:proofErr w:type="spellEnd"/>
           </w:p>
         </w:tc>
       </w:tr>
@@ -719,7 +701,7 @@
         </w:trPr>
         <w:tc>
           <w:tcPr>
-            <w:tcW w:w="1408" w:type="dxa"/>
+            <w:tcW w:w="1135" w:type="dxa"/>
             <w:tcBorders>
               <w:top w:val="single" w:sz="4" w:space="0" w:color="auto"/>
               <w:left w:val="nil"/>
@@ -740,7 +722,7 @@
         </w:tc>
         <w:tc>
           <w:tcPr>
-            <w:tcW w:w="1941" w:type="dxa"/>
+            <w:tcW w:w="1985" w:type="dxa"/>
             <w:tcBorders>
               <w:top w:val="single" w:sz="4" w:space="0" w:color="auto"/>
               <w:left w:val="nil"/>
@@ -761,7 +743,7 @@
         </w:tc>
         <w:tc>
           <w:tcPr>
-            <w:tcW w:w="2945" w:type="dxa"/>
+            <w:tcW w:w="3126" w:type="dxa"/>
             <w:tcBorders>
               <w:top w:val="single" w:sz="4" w:space="0" w:color="auto"/>
               <w:left w:val="nil"/>
@@ -782,7 +764,7 @@
         </w:tc>
         <w:tc>
           <w:tcPr>
-            <w:tcW w:w="1561" w:type="dxa"/>
+            <w:tcW w:w="1609" w:type="dxa"/>
             <w:tcBorders>
               <w:top w:val="single" w:sz="4" w:space="0" w:color="auto"/>
               <w:left w:val="single" w:sz="4" w:space="0" w:color="auto"/>
@@ -822,7 +804,6 @@
                 <w:szCs w:val="24"/>
               </w:rPr>
             </w:pPr>
-            <w:proofErr w:type="spellStart"/>
             <w:r>
               <w:rPr>
                 <w:rFonts w:ascii="Garamond" w:hAnsi="Garamond"/>
@@ -831,7 +812,6 @@
               </w:rPr>
               <w:t>Saldo_Restante</w:t>
             </w:r>
-            <w:proofErr w:type="spellEnd"/>
           </w:p>
         </w:tc>
       </w:tr>
@@ -917,7 +897,6 @@
           <w:szCs w:val="24"/>
         </w:rPr>
       </w:pPr>
-      <w:bookmarkStart w:id="0" w:name="_GoBack"/>
       <w:r>
         <w:rPr>
           <w:rFonts w:ascii="Garamond" w:hAnsi="Garamond"/>
@@ -925,59 +904,8 @@
           <w:sz w:val="24"/>
           <w:szCs w:val="24"/>
         </w:rPr>
-        <w:t xml:space="preserve">Dr. Guillaume </w:t>
-      </w:r>
-      <w:proofErr w:type="spellStart"/>
-      <w:r>
-        <w:rPr>
-          <w:rFonts w:ascii="Garamond" w:hAnsi="Garamond"/>
-          <w:b/>
-          <w:sz w:val="24"/>
-          <w:szCs w:val="24"/>
-        </w:rPr>
-        <w:t>Yannick</w:t>
-      </w:r>
-      <w:proofErr w:type="spellEnd"/>
-      <w:r>
-        <w:rPr>
-          <w:rFonts w:ascii="Garamond" w:hAnsi="Garamond"/>
-          <w:b/>
-          <w:sz w:val="24"/>
-          <w:szCs w:val="24"/>
-        </w:rPr>
-        <w:t xml:space="preserve"> </w:t>
-      </w:r>
-      <w:proofErr w:type="spellStart"/>
-      <w:r>
-        <w:rPr>
-          <w:rFonts w:ascii="Garamond" w:hAnsi="Garamond"/>
-          <w:b/>
-          <w:sz w:val="24"/>
-          <w:szCs w:val="24"/>
-        </w:rPr>
-        <w:t>Serge</w:t>
-      </w:r>
-      <w:proofErr w:type="spellEnd"/>
-      <w:r>
-        <w:rPr>
-          <w:rFonts w:ascii="Garamond" w:hAnsi="Garamond"/>
-          <w:b/>
-          <w:sz w:val="24"/>
-          <w:szCs w:val="24"/>
-        </w:rPr>
-        <w:t xml:space="preserve"> </w:t>
-      </w:r>
-      <w:proofErr w:type="spellStart"/>
-      <w:r>
-        <w:rPr>
-          <w:rFonts w:ascii="Garamond" w:hAnsi="Garamond"/>
-          <w:b/>
-          <w:sz w:val="24"/>
-          <w:szCs w:val="24"/>
-        </w:rPr>
-        <w:t>Oisel</w:t>
-      </w:r>
-      <w:proofErr w:type="spellEnd"/>
+        <w:t>Dr. Guillaume Yannick Serge Oisel</w:t>
+      </w:r>
     </w:p>
     <w:p>
       <w:pPr>
@@ -999,7 +927,6 @@
         <w:t>Director Ejecutivo del Centro de Idiomas de la UNMSM</w:t>
       </w:r>
     </w:p>
-    <w:bookmarkEnd w:id="0"/>
     <w:p>
       <w:pPr>
         <w:rPr>
@@ -1021,7 +948,7 @@
 </file>
 
 <file path=word/endnotes.xml><?xml version="1.0" encoding="utf-8"?>
-<w:endnotes xmlns:wpc="http://schemas.microsoft.com/office/word/2010/wordprocessingCanvas" xmlns:cx="http://schemas.microsoft.com/office/drawing/2014/chartex" xmlns:mc="http://schemas.openxmlformats.org/markup-compatibility/2006" xmlns:o="urn:schemas-microsoft-com:office:office" xmlns:r="http://schemas.openxmlformats.org/officeDocument/2006/relationships" xmlns:m="http://schemas.openxmlformats.org/officeDocument/2006/math" xmlns:v="urn:schemas-microsoft-com:vml" xmlns:wp14="http://schemas.microsoft.com/office/word/2010/wordprocessingDrawing" xmlns:wp="http://schemas.openxmlformats.org/drawingml/2006/wordprocessingDrawing" xmlns:w10="urn:schemas-microsoft-com:office:word" xmlns:w="http://schemas.openxmlformats.org/wordprocessingml/2006/main" xmlns:w14="http://schemas.microsoft.com/office/word/2010/wordml" xmlns:w15="http://schemas.microsoft.com/office/word/2012/wordml" xmlns:w16se="http://schemas.microsoft.com/office/word/2015/wordml/symex" xmlns:wpg="http://schemas.microsoft.com/office/word/2010/wordprocessingGroup" xmlns:wpi="http://schemas.microsoft.com/office/word/2010/wordprocessingInk" xmlns:wne="http://schemas.microsoft.com/office/word/2006/wordml" xmlns:wps="http://schemas.microsoft.com/office/word/2010/wordprocessingShape" mc:Ignorable="w14 w15 w16se wp14">
+<w:endnotes xmlns:wpc="http://schemas.microsoft.com/office/word/2010/wordprocessingCanvas" xmlns:cx="http://schemas.microsoft.com/office/drawing/2014/chartex" xmlns:cx1="http://schemas.microsoft.com/office/drawing/2015/9/8/chartex" xmlns:cx2="http://schemas.microsoft.com/office/drawing/2015/10/21/chartex" xmlns:cx3="http://schemas.microsoft.com/office/drawing/2016/5/9/chartex" xmlns:cx4="http://schemas.microsoft.com/office/drawing/2016/5/10/chartex" xmlns:cx5="http://schemas.microsoft.com/office/drawing/2016/5/11/chartex" xmlns:cx6="http://schemas.microsoft.com/office/drawing/2016/5/12/chartex" xmlns:cx7="http://schemas.microsoft.com/office/drawing/2016/5/13/chartex" xmlns:cx8="http://schemas.microsoft.com/office/drawing/2016/5/14/chartex" xmlns:mc="http://schemas.openxmlformats.org/markup-compatibility/2006" xmlns:aink="http://schemas.microsoft.com/office/drawing/2016/ink" xmlns:am3d="http://schemas.microsoft.com/office/drawing/2017/model3d" xmlns:o="urn:schemas-microsoft-com:office:office" xmlns:oel="http://schemas.microsoft.com/office/2019/extlst" xmlns:r="http://schemas.openxmlformats.org/officeDocument/2006/relationships" xmlns:m="http://schemas.openxmlformats.org/officeDocument/2006/math" xmlns:v="urn:schemas-microsoft-com:vml" xmlns:wp14="http://schemas.microsoft.com/office/word/2010/wordprocessingDrawing" xmlns:wp="http://schemas.openxmlformats.org/drawingml/2006/wordprocessingDrawing" xmlns:w10="urn:schemas-microsoft-com:office:word" xmlns:w="http://schemas.openxmlformats.org/wordprocessingml/2006/main" xmlns:w14="http://schemas.microsoft.com/office/word/2010/wordml" xmlns:w15="http://schemas.microsoft.com/office/word/2012/wordml" xmlns:w16cex="http://schemas.microsoft.com/office/word/2018/wordml/cex" xmlns:w16cid="http://schemas.microsoft.com/office/word/2016/wordml/cid" xmlns:w16="http://schemas.microsoft.com/office/word/2018/wordml" xmlns:w16du="http://schemas.microsoft.com/office/word/2023/wordml/word16du" xmlns:w16sdtdh="http://schemas.microsoft.com/office/word/2020/wordml/sdtdatahash" xmlns:w16sdtfl="http://schemas.microsoft.com/office/word/2024/wordml/sdtformatlock" xmlns:w16se="http://schemas.microsoft.com/office/word/2015/wordml/symex" xmlns:wpg="http://schemas.microsoft.com/office/word/2010/wordprocessingGroup" xmlns:wpi="http://schemas.microsoft.com/office/word/2010/wordprocessingInk" xmlns:wne="http://schemas.microsoft.com/office/word/2006/wordml" xmlns:wps="http://schemas.microsoft.com/office/word/2010/wordprocessingShape" mc:Ignorable="w14 w15 w16se w16cid w16 w16cex w16sdtdh w16sdtfl w16du wp14">
   <w:endnote w:type="separator" w:id="-1">
     <w:p>
       <w:pPr>
@@ -1046,7 +973,7 @@
 </file>
 
 <file path=word/footnotes.xml><?xml version="1.0" encoding="utf-8"?>
-<w:footnotes xmlns:wpc="http://schemas.microsoft.com/office/word/2010/wordprocessingCanvas" xmlns:cx="http://schemas.microsoft.com/office/drawing/2014/chartex" xmlns:mc="http://schemas.openxmlformats.org/markup-compatibility/2006" xmlns:o="urn:schemas-microsoft-com:office:office" xmlns:r="http://schemas.openxmlformats.org/officeDocument/2006/relationships" xmlns:m="http://schemas.openxmlformats.org/officeDocument/2006/math" xmlns:v="urn:schemas-microsoft-com:vml" xmlns:wp14="http://schemas.microsoft.com/office/word/2010/wordprocessingDrawing" xmlns:wp="http://schemas.openxmlformats.org/drawingml/2006/wordprocessingDrawing" xmlns:w10="urn:schemas-microsoft-com:office:word" xmlns:w="http://schemas.openxmlformats.org/wordprocessingml/2006/main" xmlns:w14="http://schemas.microsoft.com/office/word/2010/wordml" xmlns:w15="http://schemas.microsoft.com/office/word/2012/wordml" xmlns:w16se="http://schemas.microsoft.com/office/word/2015/wordml/symex" xmlns:wpg="http://schemas.microsoft.com/office/word/2010/wordprocessingGroup" xmlns:wpi="http://schemas.microsoft.com/office/word/2010/wordprocessingInk" xmlns:wne="http://schemas.microsoft.com/office/word/2006/wordml" xmlns:wps="http://schemas.microsoft.com/office/word/2010/wordprocessingShape" mc:Ignorable="w14 w15 w16se wp14">
+<w:footnotes xmlns:wpc="http://schemas.microsoft.com/office/word/2010/wordprocessingCanvas" xmlns:cx="http://schemas.microsoft.com/office/drawing/2014/chartex" xmlns:cx1="http://schemas.microsoft.com/office/drawing/2015/9/8/chartex" xmlns:cx2="http://schemas.microsoft.com/office/drawing/2015/10/21/chartex" xmlns:cx3="http://schemas.microsoft.com/office/drawing/2016/5/9/chartex" xmlns:cx4="http://schemas.microsoft.com/office/drawing/2016/5/10/chartex" xmlns:cx5="http://schemas.microsoft.com/office/drawing/2016/5/11/chartex" xmlns:cx6="http://schemas.microsoft.com/office/drawing/2016/5/12/chartex" xmlns:cx7="http://schemas.microsoft.com/office/drawing/2016/5/13/chartex" xmlns:cx8="http://schemas.microsoft.com/office/drawing/2016/5/14/chartex" xmlns:mc="http://schemas.openxmlformats.org/markup-compatibility/2006" xmlns:aink="http://schemas.microsoft.com/office/drawing/2016/ink" xmlns:am3d="http://schemas.microsoft.com/office/drawing/2017/model3d" xmlns:o="urn:schemas-microsoft-com:office:office" xmlns:oel="http://schemas.microsoft.com/office/2019/extlst" xmlns:r="http://schemas.openxmlformats.org/officeDocument/2006/relationships" xmlns:m="http://schemas.openxmlformats.org/officeDocument/2006/math" xmlns:v="urn:schemas-microsoft-com:vml" xmlns:wp14="http://schemas.microsoft.com/office/word/2010/wordprocessingDrawing" xmlns:wp="http://schemas.openxmlformats.org/drawingml/2006/wordprocessingDrawing" xmlns:w10="urn:schemas-microsoft-com:office:word" xmlns:w="http://schemas.openxmlformats.org/wordprocessingml/2006/main" xmlns:w14="http://schemas.microsoft.com/office/word/2010/wordml" xmlns:w15="http://schemas.microsoft.com/office/word/2012/wordml" xmlns:w16cex="http://schemas.microsoft.com/office/word/2018/wordml/cex" xmlns:w16cid="http://schemas.microsoft.com/office/word/2016/wordml/cid" xmlns:w16="http://schemas.microsoft.com/office/word/2018/wordml" xmlns:w16du="http://schemas.microsoft.com/office/word/2023/wordml/word16du" xmlns:w16sdtdh="http://schemas.microsoft.com/office/word/2020/wordml/sdtdatahash" xmlns:w16sdtfl="http://schemas.microsoft.com/office/word/2024/wordml/sdtformatlock" xmlns:w16se="http://schemas.microsoft.com/office/word/2015/wordml/symex" xmlns:wpg="http://schemas.microsoft.com/office/word/2010/wordprocessingGroup" xmlns:wpi="http://schemas.microsoft.com/office/word/2010/wordprocessingInk" xmlns:wne="http://schemas.microsoft.com/office/word/2006/wordml" xmlns:wps="http://schemas.microsoft.com/office/word/2010/wordprocessingShape" mc:Ignorable="w14 w15 w16se w16cid w16 w16cex w16sdtdh w16sdtfl w16du wp14">
   <w:footnote w:type="separator" w:id="-1">
     <w:p>
       <w:pPr>
@@ -1071,7 +998,7 @@
 </file>
 
 <file path=word/header1.xml><?xml version="1.0" encoding="utf-8"?>
-<w:hdr xmlns:wpc="http://schemas.microsoft.com/office/word/2010/wordprocessingCanvas" xmlns:cx="http://schemas.microsoft.com/office/drawing/2014/chartex" xmlns:mc="http://schemas.openxmlformats.org/markup-compatibility/2006" xmlns:o="urn:schemas-microsoft-com:office:office" xmlns:r="http://schemas.openxmlformats.org/officeDocument/2006/relationships" xmlns:m="http://schemas.openxmlformats.org/officeDocument/2006/math" xmlns:v="urn:schemas-microsoft-com:vml" xmlns:wp14="http://schemas.microsoft.com/office/word/2010/wordprocessingDrawing" xmlns:wp="http://schemas.openxmlformats.org/drawingml/2006/wordprocessingDrawing" xmlns:w10="urn:schemas-microsoft-com:office:word" xmlns:w="http://schemas.openxmlformats.org/wordprocessingml/2006/main" xmlns:w14="http://schemas.microsoft.com/office/word/2010/wordml" xmlns:w15="http://schemas.microsoft.com/office/word/2012/wordml" xmlns:w16se="http://schemas.microsoft.com/office/word/2015/wordml/symex" xmlns:wpg="http://schemas.microsoft.com/office/word/2010/wordprocessingGroup" xmlns:wpi="http://schemas.microsoft.com/office/word/2010/wordprocessingInk" xmlns:wne="http://schemas.microsoft.com/office/word/2006/wordml" xmlns:wps="http://schemas.microsoft.com/office/word/2010/wordprocessingShape" mc:Ignorable="w14 w15 w16se wp14">
+<w:hdr xmlns:wpc="http://schemas.microsoft.com/office/word/2010/wordprocessingCanvas" xmlns:cx="http://schemas.microsoft.com/office/drawing/2014/chartex" xmlns:cx1="http://schemas.microsoft.com/office/drawing/2015/9/8/chartex" xmlns:cx2="http://schemas.microsoft.com/office/drawing/2015/10/21/chartex" xmlns:cx3="http://schemas.microsoft.com/office/drawing/2016/5/9/chartex" xmlns:cx4="http://schemas.microsoft.com/office/drawing/2016/5/10/chartex" xmlns:cx5="http://schemas.microsoft.com/office/drawing/2016/5/11/chartex" xmlns:cx6="http://schemas.microsoft.com/office/drawing/2016/5/12/chartex" xmlns:cx7="http://schemas.microsoft.com/office/drawing/2016/5/13/chartex" xmlns:cx8="http://schemas.microsoft.com/office/drawing/2016/5/14/chartex" xmlns:mc="http://schemas.openxmlformats.org/markup-compatibility/2006" xmlns:aink="http://schemas.microsoft.com/office/drawing/2016/ink" xmlns:am3d="http://schemas.microsoft.com/office/drawing/2017/model3d" xmlns:o="urn:schemas-microsoft-com:office:office" xmlns:oel="http://schemas.microsoft.com/office/2019/extlst" xmlns:r="http://schemas.openxmlformats.org/officeDocument/2006/relationships" xmlns:m="http://schemas.openxmlformats.org/officeDocument/2006/math" xmlns:v="urn:schemas-microsoft-com:vml" xmlns:wp14="http://schemas.microsoft.com/office/word/2010/wordprocessingDrawing" xmlns:wp="http://schemas.openxmlformats.org/drawingml/2006/wordprocessingDrawing" xmlns:w10="urn:schemas-microsoft-com:office:word" xmlns:w="http://schemas.openxmlformats.org/wordprocessingml/2006/main" xmlns:w14="http://schemas.microsoft.com/office/word/2010/wordml" xmlns:w15="http://schemas.microsoft.com/office/word/2012/wordml" xmlns:w16cex="http://schemas.microsoft.com/office/word/2018/wordml/cex" xmlns:w16cid="http://schemas.microsoft.com/office/word/2016/wordml/cid" xmlns:w16="http://schemas.microsoft.com/office/word/2018/wordml" xmlns:w16du="http://schemas.microsoft.com/office/word/2023/wordml/word16du" xmlns:w16sdtdh="http://schemas.microsoft.com/office/word/2020/wordml/sdtdatahash" xmlns:w16sdtfl="http://schemas.microsoft.com/office/word/2024/wordml/sdtformatlock" xmlns:w16se="http://schemas.microsoft.com/office/word/2015/wordml/symex" xmlns:wpg="http://schemas.microsoft.com/office/word/2010/wordprocessingGroup" xmlns:wpi="http://schemas.microsoft.com/office/word/2010/wordprocessingInk" xmlns:wne="http://schemas.microsoft.com/office/word/2006/wordml" xmlns:wps="http://schemas.microsoft.com/office/word/2010/wordprocessingShape" mc:Ignorable="w14 w15 w16se w16cid w16 w16cex w16sdtdh w16sdtfl w16du wp14">
   <w:p>
     <w:pPr>
       <w:pStyle w:val="Encabezado"/>
@@ -1146,7 +1073,7 @@
 </file>
 
 <file path=word/styles.xml><?xml version="1.0" encoding="utf-8"?>
-<w:styles xmlns:mc="http://schemas.openxmlformats.org/markup-compatibility/2006" xmlns:r="http://schemas.openxmlformats.org/officeDocument/2006/relationships" xmlns:w="http://schemas.openxmlformats.org/wordprocessingml/2006/main" xmlns:w14="http://schemas.microsoft.com/office/word/2010/wordml" xmlns:w15="http://schemas.microsoft.com/office/word/2012/wordml" xmlns:w16se="http://schemas.microsoft.com/office/word/2015/wordml/symex" mc:Ignorable="w14 w15 w16se">
+<w:styles xmlns:mc="http://schemas.openxmlformats.org/markup-compatibility/2006" xmlns:r="http://schemas.openxmlformats.org/officeDocument/2006/relationships" xmlns:w="http://schemas.openxmlformats.org/wordprocessingml/2006/main" xmlns:w14="http://schemas.microsoft.com/office/word/2010/wordml" xmlns:w15="http://schemas.microsoft.com/office/word/2012/wordml" xmlns:w16cex="http://schemas.microsoft.com/office/word/2018/wordml/cex" xmlns:w16cid="http://schemas.microsoft.com/office/word/2016/wordml/cid" xmlns:w16="http://schemas.microsoft.com/office/word/2018/wordml" xmlns:w16du="http://schemas.microsoft.com/office/word/2023/wordml/word16du" xmlns:w16sdtdh="http://schemas.microsoft.com/office/word/2020/wordml/sdtdatahash" xmlns:w16sdtfl="http://schemas.microsoft.com/office/word/2024/wordml/sdtformatlock" xmlns:w16se="http://schemas.microsoft.com/office/word/2015/wordml/symex" mc:Ignorable="w14 w15 w16se w16cid w16 w16cex w16sdtdh w16sdtfl w16du">
   <w:docDefaults>
     <w:rPrDefault>
       <w:rPr>
@@ -1162,7 +1089,7 @@
       </w:pPr>
     </w:pPrDefault>
   </w:docDefaults>
-  <w:latentStyles w:defLockedState="0" w:defUIPriority="99" w:defSemiHidden="0" w:defUnhideWhenUsed="0" w:defQFormat="0" w:count="371">
+  <w:latentStyles w:defLockedState="0" w:defUIPriority="99" w:defSemiHidden="0" w:defUnhideWhenUsed="0" w:defQFormat="0" w:count="376">
     <w:lsdException w:name="Normal" w:uiPriority="0" w:qFormat="1"/>
     <w:lsdException w:name="heading 1" w:uiPriority="9" w:qFormat="1"/>
     <w:lsdException w:name="heading 2" w:semiHidden="1" w:uiPriority="9" w:unhideWhenUsed="1" w:qFormat="1"/>
@@ -1534,6 +1461,11 @@
     <w:lsdException w:name="List Table 5 Dark Accent 6" w:uiPriority="50"/>
     <w:lsdException w:name="List Table 6 Colorful Accent 6" w:uiPriority="51"/>
     <w:lsdException w:name="List Table 7 Colorful Accent 6" w:uiPriority="52"/>
+    <w:lsdException w:name="Mention" w:semiHidden="1" w:unhideWhenUsed="1"/>
+    <w:lsdException w:name="Smart Hyperlink" w:semiHidden="1" w:unhideWhenUsed="1"/>
+    <w:lsdException w:name="Hashtag" w:semiHidden="1" w:unhideWhenUsed="1"/>
+    <w:lsdException w:name="Unresolved Mention" w:semiHidden="1" w:unhideWhenUsed="1"/>
+    <w:lsdException w:name="Smart Link" w:semiHidden="1" w:unhideWhenUsed="1"/>
   </w:latentStyles>
   <w:style w:type="paragraph" w:default="1" w:styleId="Normal">
     <w:name w:val="Normal"/>
@@ -1542,7 +1474,6 @@
   <w:style w:type="character" w:default="1" w:styleId="Fuentedeprrafopredeter">
     <w:name w:val="Default Paragraph Font"/>
     <w:uiPriority w:val="1"/>
-    <w:semiHidden/>
     <w:unhideWhenUsed/>
   </w:style>
   <w:style w:type="table" w:default="1" w:styleId="Tablanormal">

--- a/Modelos_documentos/control_pagos_segunda.docx
+++ b/Modelos_documentos/control_pagos_segunda.docx
@@ -88,25 +88,7 @@
           <w:sz w:val="24"/>
           <w:szCs w:val="24"/>
         </w:rPr>
-        <w:t>Nro_</w:t>
-      </w:r>
-      <w:r>
-        <w:rPr>
-          <w:rFonts w:ascii="Garamond" w:hAnsi="Garamond"/>
-          <w:smallCaps/>
-          <w:sz w:val="24"/>
-          <w:szCs w:val="24"/>
-        </w:rPr>
-        <w:t>c</w:t>
-      </w:r>
-      <w:r>
-        <w:rPr>
-          <w:rFonts w:ascii="Garamond" w:hAnsi="Garamond"/>
-          <w:smallCaps/>
-          <w:sz w:val="24"/>
-          <w:szCs w:val="24"/>
-        </w:rPr>
-        <w:t>ontrato</w:t>
+        <w:t>numero_contrato</w:t>
       </w:r>
       <w:r>
         <w:rPr>
@@ -1474,6 +1456,7 @@
   <w:style w:type="character" w:default="1" w:styleId="Fuentedeprrafopredeter">
     <w:name w:val="Default Paragraph Font"/>
     <w:uiPriority w:val="1"/>
+    <w:semiHidden/>
     <w:unhideWhenUsed/>
   </w:style>
   <w:style w:type="table" w:default="1" w:styleId="Tablanormal">
